--- a/Coding 2 - year/Unit 7 - Capstone Project/Daily Lesson Plans/Word/Day 13.docx
+++ b/Coding 2 - year/Unit 7 - Capstone Project/Daily Lesson Plans/Word/Day 13.docx
@@ -50,12 +50,15 @@
               </w:rPr>
               <w:t xml:space="preserve">Coding II — Full Year</w:t>
             </w:r>
-          </w:p>
-          <w:p>
-            <w:pPr>
-              <w:spacing w:before="40"/>
-              <w:jc w:val="center"/>
-            </w:pPr>
+            <w:r>
+              <w:rPr>
+                <w:rFonts w:ascii="Arial" w:cs="Arial" w:eastAsia="Arial" w:hAnsi="Arial"/>
+                <w:sz w:val="16"/>
+                <w:szCs w:val="16"/>
+              </w:rPr>
+              <w:br/>
+              <w:t xml:space="preserve"/>
+            </w:r>
             <w:r>
               <w:rPr>
                 <w:rFonts w:ascii="Arial" w:cs="Arial" w:eastAsia="Arial" w:hAnsi="Arial"/>
@@ -83,7 +86,7 @@
           <w:rFonts w:ascii="Arial" w:cs="Arial" w:eastAsia="Arial" w:hAnsi="Arial"/>
           <w:b/>
           <w:bCs/>
-          <w:color w:val="0D3B1F"/>
+          <w:color w:val="1B7A4A"/>
           <w:sz w:val="32"/>
           <w:szCs w:val="32"/>
         </w:rPr>
@@ -200,9 +203,9 @@
               <w:right w:val="single" w:color="CCCCCC" w:sz="1"/>
             </w:tcBorders>
             <w:tcMar>
-              <w:top w:type="dxa" w:w="60"/>
+              <w:top w:type="dxa" w:w="80"/>
               <w:left w:type="dxa" w:w="120"/>
-              <w:bottom w:type="dxa" w:w="60"/>
+              <w:bottom w:type="dxa" w:w="80"/>
               <w:right w:type="dxa" w:w="120"/>
             </w:tcMar>
           </w:tcPr>
@@ -229,20 +232,147 @@
               <w:right w:val="single" w:color="CCCCCC" w:sz="1"/>
             </w:tcBorders>
             <w:tcMar>
-              <w:top w:type="dxa" w:w="60"/>
+              <w:top w:type="dxa" w:w="80"/>
               <w:left w:type="dxa" w:w="120"/>
-              <w:bottom w:type="dxa" w:w="60"/>
+              <w:bottom w:type="dxa" w:w="80"/>
               <w:right w:type="dxa" w:w="120"/>
             </w:tcMar>
           </w:tcPr>
           <w:p>
-            <w:r>
-              <w:rPr>
-                <w:rFonts w:ascii="Arial" w:cs="Arial" w:eastAsia="Arial" w:hAnsi="Arial"/>
-                <w:sz w:val="20"/>
-                <w:szCs w:val="20"/>
+            <w:pPr>
+              <w:spacing w:after="80" w:before="80"/>
+            </w:pPr>
+            <w:r>
+              <w:rPr>
+                <w:rFonts w:ascii="Arial" w:cs="Arial" w:eastAsia="Arial" w:hAnsi="Arial"/>
+                <w:b/>
+                <w:bCs/>
+                <w:i w:val="false"/>
+                <w:iCs w:val="false"/>
+                <w:color w:val="000000"/>
+                <w:sz w:val="22"/>
+                <w:szCs w:val="22"/>
               </w:rPr>
               <w:t xml:space="preserve">Bell Ringer / Review</w:t>
+            </w:r>
+            <w:r>
+              <w:rPr>
+                <w:rFonts w:ascii="Arial" w:cs="Arial" w:eastAsia="Arial" w:hAnsi="Arial"/>
+                <w:sz w:val="20"/>
+                <w:szCs w:val="20"/>
+              </w:rPr>
+              <w:br/>
+              <w:t xml:space="preserve"/>
+            </w:r>
+            <w:r>
+              <w:rPr>
+                <w:rFonts w:ascii="Arial" w:cs="Arial" w:eastAsia="Arial" w:hAnsi="Arial"/>
+                <w:sz w:val="20"/>
+                <w:szCs w:val="20"/>
+              </w:rPr>
+              <w:br/>
+              <w:t xml:space="preserve"/>
+            </w:r>
+            <w:r>
+              <w:rPr>
+                <w:rFonts w:ascii="Arial" w:cs="Arial" w:eastAsia="Arial" w:hAnsi="Arial"/>
+                <w:b/>
+                <w:bCs/>
+                <w:i w:val="false"/>
+                <w:iCs w:val="false"/>
+                <w:color w:val="000000"/>
+                <w:sz w:val="20"/>
+                <w:szCs w:val="20"/>
+              </w:rPr>
+              <w:t xml:space="preserve">Quick Write </w:t>
+            </w:r>
+            <w:r>
+              <w:rPr>
+                <w:rFonts w:ascii="Arial" w:cs="Arial" w:eastAsia="Arial" w:hAnsi="Arial"/>
+                <w:b w:val="false"/>
+                <w:bCs w:val="false"/>
+                <w:i w:val="false"/>
+                <w:iCs w:val="false"/>
+                <w:color w:val="000000"/>
+                <w:sz w:val="20"/>
+                <w:szCs w:val="20"/>
+              </w:rPr>
+              <w:t xml:space="preserve">(3 min — written or verbal):</w:t>
+            </w:r>
+            <w:r>
+              <w:rPr>
+                <w:rFonts w:ascii="Arial" w:cs="Arial" w:eastAsia="Arial" w:hAnsi="Arial"/>
+                <w:sz w:val="20"/>
+                <w:szCs w:val="20"/>
+              </w:rPr>
+              <w:br/>
+              <w:t xml:space="preserve"/>
+            </w:r>
+            <w:r>
+              <w:rPr>
+                <w:rFonts w:ascii="Arial" w:cs="Arial" w:eastAsia="Arial" w:hAnsi="Arial"/>
+                <w:b w:val="false"/>
+                <w:bCs w:val="false"/>
+                <w:i w:val="false"/>
+                <w:iCs w:val="false"/>
+                <w:color w:val="000000"/>
+                <w:sz w:val="20"/>
+                <w:szCs w:val="20"/>
+              </w:rPr>
+              <w:t xml:space="preserve">    What do you remember from last class?</w:t>
+            </w:r>
+            <w:r>
+              <w:rPr>
+                <w:rFonts w:ascii="Arial" w:cs="Arial" w:eastAsia="Arial" w:hAnsi="Arial"/>
+                <w:sz w:val="20"/>
+                <w:szCs w:val="20"/>
+              </w:rPr>
+              <w:br/>
+              <w:t xml:space="preserve"/>
+            </w:r>
+            <w:r>
+              <w:rPr>
+                <w:rFonts w:ascii="Arial" w:cs="Arial" w:eastAsia="Arial" w:hAnsi="Arial"/>
+                <w:sz w:val="20"/>
+                <w:szCs w:val="20"/>
+              </w:rPr>
+              <w:br/>
+              <w:t xml:space="preserve"/>
+            </w:r>
+            <w:r>
+              <w:rPr>
+                <w:rFonts w:ascii="Arial" w:cs="Arial" w:eastAsia="Arial" w:hAnsi="Arial"/>
+                <w:b w:val="false"/>
+                <w:bCs w:val="false"/>
+                <w:i/>
+                <w:iCs/>
+                <w:color w:val="444444"/>
+                <w:sz w:val="20"/>
+                <w:szCs w:val="20"/>
+              </w:rPr>
+              <w:t xml:space="preserve">What do you think today's topic "Sprint 2 Check-In – Peer Code Review" is about?</w:t>
+            </w:r>
+            <w:r>
+              <w:rPr>
+                <w:rFonts w:ascii="Arial" w:cs="Arial" w:eastAsia="Arial" w:hAnsi="Arial"/>
+                <w:sz w:val="20"/>
+                <w:szCs w:val="20"/>
+              </w:rPr>
+              <w:br/>
+              <w:t xml:space="preserve"/>
+            </w:r>
+            <w:r>
+              <w:rPr>
+                <w:rFonts w:ascii="Arial" w:cs="Arial" w:eastAsia="Arial" w:hAnsi="Arial"/>
+                <w:b w:val="false"/>
+                <w:bCs w:val="false"/>
+                <w:i/>
+                <w:iCs/>
+                <w:color w:val="555555"/>
+                <w:sz w:val="20"/>
+                <w:szCs w:val="20"/>
+              </w:rPr>
+              <w:t xml:space="preserve">→ Pair-share your response, then 2–3 students share with the class.</w:t>
             </w:r>
           </w:p>
         </w:tc>
@@ -258,9 +388,9 @@
               <w:right w:val="single" w:color="CCCCCC" w:sz="1"/>
             </w:tcBorders>
             <w:tcMar>
-              <w:top w:type="dxa" w:w="60"/>
+              <w:top w:type="dxa" w:w="80"/>
               <w:left w:type="dxa" w:w="120"/>
-              <w:bottom w:type="dxa" w:w="60"/>
+              <w:bottom w:type="dxa" w:w="80"/>
               <w:right w:type="dxa" w:w="120"/>
             </w:tcMar>
           </w:tcPr>
@@ -287,20 +417,120 @@
               <w:right w:val="single" w:color="CCCCCC" w:sz="1"/>
             </w:tcBorders>
             <w:tcMar>
-              <w:top w:type="dxa" w:w="60"/>
+              <w:top w:type="dxa" w:w="80"/>
               <w:left w:type="dxa" w:w="120"/>
-              <w:bottom w:type="dxa" w:w="60"/>
+              <w:bottom w:type="dxa" w:w="80"/>
               <w:right w:type="dxa" w:w="120"/>
             </w:tcMar>
           </w:tcPr>
           <w:p>
-            <w:r>
-              <w:rPr>
-                <w:rFonts w:ascii="Arial" w:cs="Arial" w:eastAsia="Arial" w:hAnsi="Arial"/>
-                <w:sz w:val="20"/>
-                <w:szCs w:val="20"/>
-              </w:rPr>
-              <w:t xml:space="preserve">Mini Lesson: Sprint 2 Check-In – Peer Code Review</w:t>
+            <w:pPr>
+              <w:spacing w:after="80" w:before="80"/>
+            </w:pPr>
+            <w:r>
+              <w:rPr>
+                <w:rFonts w:ascii="Arial" w:cs="Arial" w:eastAsia="Arial" w:hAnsi="Arial"/>
+                <w:b/>
+                <w:bCs/>
+                <w:i w:val="false"/>
+                <w:iCs w:val="false"/>
+                <w:color w:val="000000"/>
+                <w:sz w:val="22"/>
+                <w:szCs w:val="22"/>
+              </w:rPr>
+              <w:t xml:space="preserve">Mini Lesson: </w:t>
+            </w:r>
+            <w:r>
+              <w:rPr>
+                <w:rFonts w:ascii="Arial" w:cs="Arial" w:eastAsia="Arial" w:hAnsi="Arial"/>
+                <w:b w:val="false"/>
+                <w:bCs w:val="false"/>
+                <w:i w:val="false"/>
+                <w:iCs w:val="false"/>
+                <w:color w:val="000000"/>
+                <w:sz w:val="22"/>
+                <w:szCs w:val="22"/>
+              </w:rPr>
+              <w:t xml:space="preserve">Sprint 2 Check-In – Peer Code Review</w:t>
+            </w:r>
+            <w:r>
+              <w:rPr>
+                <w:rFonts w:ascii="Arial" w:cs="Arial" w:eastAsia="Arial" w:hAnsi="Arial"/>
+                <w:sz w:val="20"/>
+                <w:szCs w:val="20"/>
+              </w:rPr>
+              <w:br/>
+              <w:t xml:space="preserve"/>
+            </w:r>
+            <w:r>
+              <w:rPr>
+                <w:rFonts w:ascii="Arial" w:cs="Arial" w:eastAsia="Arial" w:hAnsi="Arial"/>
+                <w:sz w:val="20"/>
+                <w:szCs w:val="20"/>
+              </w:rPr>
+              <w:br/>
+              <w:t xml:space="preserve"/>
+            </w:r>
+            <w:r>
+              <w:rPr>
+                <w:rFonts w:ascii="Arial" w:cs="Arial" w:eastAsia="Arial" w:hAnsi="Arial"/>
+                <w:b/>
+                <w:bCs/>
+                <w:i/>
+                <w:iCs/>
+                <w:color w:val="555555"/>
+                <w:sz w:val="20"/>
+                <w:szCs w:val="20"/>
+              </w:rPr>
+              <w:t xml:space="preserve">→ Live Demo — </w:t>
+            </w:r>
+            <w:r>
+              <w:rPr>
+                <w:rFonts w:ascii="Arial" w:cs="Arial" w:eastAsia="Arial" w:hAnsi="Arial"/>
+                <w:b w:val="false"/>
+                <w:bCs w:val="false"/>
+                <w:i/>
+                <w:iCs/>
+                <w:color w:val="555555"/>
+                <w:sz w:val="20"/>
+                <w:szCs w:val="20"/>
+              </w:rPr>
+              <w:t xml:space="preserve">type examples as students follow along in their own editor.</w:t>
+            </w:r>
+            <w:r>
+              <w:rPr>
+                <w:rFonts w:ascii="Arial" w:cs="Arial" w:eastAsia="Arial" w:hAnsi="Arial"/>
+                <w:sz w:val="20"/>
+                <w:szCs w:val="20"/>
+              </w:rPr>
+              <w:br/>
+              <w:t xml:space="preserve"/>
+            </w:r>
+            <w:r>
+              <w:rPr>
+                <w:rFonts w:ascii="Arial" w:cs="Arial" w:eastAsia="Arial" w:hAnsi="Arial"/>
+                <w:b/>
+                <w:bCs/>
+                <w:i/>
+                <w:iCs/>
+                <w:color w:val="555555"/>
+                <w:sz w:val="20"/>
+                <w:szCs w:val="20"/>
+              </w:rPr>
+              <w:t xml:space="preserve">→ Check for Understanding: </w:t>
+            </w:r>
+            <w:r>
+              <w:rPr>
+                <w:rFonts w:ascii="Arial" w:cs="Arial" w:eastAsia="Arial" w:hAnsi="Arial"/>
+                <w:b w:val="false"/>
+                <w:bCs w:val="false"/>
+                <w:i/>
+                <w:iCs/>
+                <w:color w:val="555555"/>
+                <w:sz w:val="20"/>
+                <w:szCs w:val="20"/>
+              </w:rPr>
+              <w:t xml:space="preserve">pause and cold-call: “Can someone explain what we just did in their own words?”</w:t>
             </w:r>
           </w:p>
         </w:tc>
@@ -316,9 +546,9 @@
               <w:right w:val="single" w:color="CCCCCC" w:sz="1"/>
             </w:tcBorders>
             <w:tcMar>
-              <w:top w:type="dxa" w:w="60"/>
+              <w:top w:type="dxa" w:w="80"/>
               <w:left w:type="dxa" w:w="120"/>
-              <w:bottom w:type="dxa" w:w="60"/>
+              <w:bottom w:type="dxa" w:w="80"/>
               <w:right w:type="dxa" w:w="120"/>
             </w:tcMar>
           </w:tcPr>
@@ -331,7 +561,7 @@
                 <w:sz w:val="20"/>
                 <w:szCs w:val="20"/>
               </w:rPr>
-              <w:t xml:space="preserve">15-20 min</w:t>
+              <w:t xml:space="preserve">15–20 min</w:t>
             </w:r>
           </w:p>
         </w:tc>
@@ -345,20 +575,81 @@
               <w:right w:val="single" w:color="CCCCCC" w:sz="1"/>
             </w:tcBorders>
             <w:tcMar>
-              <w:top w:type="dxa" w:w="60"/>
+              <w:top w:type="dxa" w:w="80"/>
               <w:left w:type="dxa" w:w="120"/>
-              <w:bottom w:type="dxa" w:w="60"/>
+              <w:bottom w:type="dxa" w:w="80"/>
               <w:right w:type="dxa" w:w="120"/>
             </w:tcMar>
           </w:tcPr>
           <w:p>
-            <w:r>
-              <w:rPr>
-                <w:rFonts w:ascii="Arial" w:cs="Arial" w:eastAsia="Arial" w:hAnsi="Arial"/>
-                <w:sz w:val="20"/>
-                <w:szCs w:val="20"/>
+            <w:pPr>
+              <w:spacing w:after="80" w:before="80"/>
+            </w:pPr>
+            <w:r>
+              <w:rPr>
+                <w:rFonts w:ascii="Arial" w:cs="Arial" w:eastAsia="Arial" w:hAnsi="Arial"/>
+                <w:b/>
+                <w:bCs/>
+                <w:i w:val="false"/>
+                <w:iCs w:val="false"/>
+                <w:color w:val="000000"/>
+                <w:sz w:val="22"/>
+                <w:szCs w:val="22"/>
               </w:rPr>
               <w:t xml:space="preserve">Independent Practice / Code Along</w:t>
+            </w:r>
+            <w:r>
+              <w:rPr>
+                <w:rFonts w:ascii="Arial" w:cs="Arial" w:eastAsia="Arial" w:hAnsi="Arial"/>
+                <w:sz w:val="20"/>
+                <w:szCs w:val="20"/>
+              </w:rPr>
+              <w:br/>
+              <w:t xml:space="preserve"/>
+            </w:r>
+            <w:r>
+              <w:rPr>
+                <w:rFonts w:ascii="Arial" w:cs="Arial" w:eastAsia="Arial" w:hAnsi="Arial"/>
+                <w:b w:val="false"/>
+                <w:bCs w:val="false"/>
+                <w:i w:val="false"/>
+                <w:iCs w:val="false"/>
+                <w:color w:val="000000"/>
+                <w:sz w:val="20"/>
+                <w:szCs w:val="20"/>
+              </w:rPr>
+              <w:t xml:space="preserve">    Work through problems from the day's exercise set.</w:t>
+            </w:r>
+            <w:r>
+              <w:rPr>
+                <w:rFonts w:ascii="Arial" w:cs="Arial" w:eastAsia="Arial" w:hAnsi="Arial"/>
+                <w:sz w:val="20"/>
+                <w:szCs w:val="20"/>
+              </w:rPr>
+              <w:br/>
+              <w:t xml:space="preserve"/>
+            </w:r>
+            <w:r>
+              <w:rPr>
+                <w:rFonts w:ascii="Arial" w:cs="Arial" w:eastAsia="Arial" w:hAnsi="Arial"/>
+                <w:sz w:val="20"/>
+                <w:szCs w:val="20"/>
+              </w:rPr>
+              <w:br/>
+              <w:t xml:space="preserve"/>
+            </w:r>
+            <w:r>
+              <w:rPr>
+                <w:rFonts w:ascii="Arial" w:cs="Arial" w:eastAsia="Arial" w:hAnsi="Arial"/>
+                <w:b w:val="false"/>
+                <w:bCs w:val="false"/>
+                <w:i/>
+                <w:iCs/>
+                <w:color w:val="555555"/>
+                <w:sz w:val="20"/>
+                <w:szCs w:val="20"/>
+              </w:rPr>
+              <w:t xml:space="preserve">→ Teacher circulates — offer hints, check for understanding.</w:t>
             </w:r>
           </w:p>
         </w:tc>
@@ -374,9 +665,9 @@
               <w:right w:val="single" w:color="CCCCCC" w:sz="1"/>
             </w:tcBorders>
             <w:tcMar>
-              <w:top w:type="dxa" w:w="60"/>
+              <w:top w:type="dxa" w:w="80"/>
               <w:left w:type="dxa" w:w="120"/>
-              <w:bottom w:type="dxa" w:w="60"/>
+              <w:bottom w:type="dxa" w:w="80"/>
               <w:right w:type="dxa" w:w="120"/>
             </w:tcMar>
           </w:tcPr>
@@ -403,20 +694,90 @@
               <w:right w:val="single" w:color="CCCCCC" w:sz="1"/>
             </w:tcBorders>
             <w:tcMar>
-              <w:top w:type="dxa" w:w="60"/>
+              <w:top w:type="dxa" w:w="80"/>
               <w:left w:type="dxa" w:w="120"/>
-              <w:bottom w:type="dxa" w:w="60"/>
+              <w:bottom w:type="dxa" w:w="80"/>
               <w:right w:type="dxa" w:w="120"/>
             </w:tcMar>
           </w:tcPr>
           <w:p>
-            <w:r>
-              <w:rPr>
-                <w:rFonts w:ascii="Arial" w:cs="Arial" w:eastAsia="Arial" w:hAnsi="Arial"/>
-                <w:sz w:val="20"/>
-                <w:szCs w:val="20"/>
+            <w:pPr>
+              <w:spacing w:after="80" w:before="80"/>
+            </w:pPr>
+            <w:r>
+              <w:rPr>
+                <w:rFonts w:ascii="Arial" w:cs="Arial" w:eastAsia="Arial" w:hAnsi="Arial"/>
+                <w:b/>
+                <w:bCs/>
+                <w:i w:val="false"/>
+                <w:iCs w:val="false"/>
+                <w:color w:val="000000"/>
+                <w:sz w:val="22"/>
+                <w:szCs w:val="22"/>
               </w:rPr>
               <w:t xml:space="preserve">Exit Ticket / Wrap-Up</w:t>
+            </w:r>
+            <w:r>
+              <w:rPr>
+                <w:rFonts w:ascii="Arial" w:cs="Arial" w:eastAsia="Arial" w:hAnsi="Arial"/>
+                <w:sz w:val="20"/>
+                <w:szCs w:val="20"/>
+              </w:rPr>
+              <w:br/>
+              <w:t xml:space="preserve"/>
+            </w:r>
+            <w:r>
+              <w:rPr>
+                <w:rFonts w:ascii="Arial" w:cs="Arial" w:eastAsia="Arial" w:hAnsi="Arial"/>
+                <w:sz w:val="20"/>
+                <w:szCs w:val="20"/>
+              </w:rPr>
+              <w:br/>
+              <w:t xml:space="preserve"/>
+            </w:r>
+            <w:r>
+              <w:rPr>
+                <w:rFonts w:ascii="Arial" w:cs="Arial" w:eastAsia="Arial" w:hAnsi="Arial"/>
+                <w:b w:val="false"/>
+                <w:bCs w:val="false"/>
+                <w:i w:val="false"/>
+                <w:iCs w:val="false"/>
+                <w:color w:val="000000"/>
+                <w:sz w:val="20"/>
+                <w:szCs w:val="20"/>
+              </w:rPr>
+              <w:t xml:space="preserve">What is one key concept you learned today?</w:t>
+            </w:r>
+            <w:r>
+              <w:rPr>
+                <w:rFonts w:ascii="Arial" w:cs="Arial" w:eastAsia="Arial" w:hAnsi="Arial"/>
+                <w:sz w:val="20"/>
+                <w:szCs w:val="20"/>
+              </w:rPr>
+              <w:br/>
+              <w:t xml:space="preserve"/>
+            </w:r>
+            <w:r>
+              <w:rPr>
+                <w:rFonts w:ascii="Arial" w:cs="Arial" w:eastAsia="Arial" w:hAnsi="Arial"/>
+                <w:sz w:val="20"/>
+                <w:szCs w:val="20"/>
+              </w:rPr>
+              <w:br/>
+              <w:t xml:space="preserve"/>
+            </w:r>
+            <w:r>
+              <w:rPr>
+                <w:rFonts w:ascii="Arial" w:cs="Arial" w:eastAsia="Arial" w:hAnsi="Arial"/>
+                <w:b w:val="false"/>
+                <w:bCs w:val="false"/>
+                <w:i/>
+                <w:iCs/>
+                <w:color w:val="555555"/>
+                <w:sz w:val="20"/>
+                <w:szCs w:val="20"/>
+              </w:rPr>
+              <w:t xml:space="preserve">→ 3–2–1: Name 3 things learned, 2 new vocab words, 1 question you still have.</w:t>
             </w:r>
           </w:p>
         </w:tc>

--- a/Coding 2 - year/Unit 7 - Capstone Project/Daily Lesson Plans/Word/Day 13.docx
+++ b/Coding 2 - year/Unit 7 - Capstone Project/Daily Lesson Plans/Word/Day 13.docx
@@ -319,7 +319,7 @@
                 <w:sz w:val="20"/>
                 <w:szCs w:val="20"/>
               </w:rPr>
-              <w:t xml:space="preserve">    What do you remember from last class?</w:t>
+              <w:t xml:space="preserve">    What do you already know about Sprint 2 Check-In – Peer Code Review? Write down at least one thing.</w:t>
             </w:r>
             <w:r>
               <w:rPr>
@@ -350,7 +350,7 @@
                 <w:sz w:val="20"/>
                 <w:szCs w:val="20"/>
               </w:rPr>
-              <w:t xml:space="preserve">What do you think today's topic "Sprint 2 Check-In – Peer Code Review" is about?</w:t>
+              <w:t xml:space="preserve">Today’s Goal: Explore and practice Sprint 2 Check-In – Peer Code Review.</w:t>
             </w:r>
             <w:r>
               <w:rPr>
@@ -746,7 +746,7 @@
                 <w:sz w:val="20"/>
                 <w:szCs w:val="20"/>
               </w:rPr>
-              <w:t xml:space="preserve">What is one key concept you learned today?</w:t>
+              <w:t xml:space="preserve">Name one new thing you learned about Sprint 2 Check-In – Peer Code Review today and one question you still have.</w:t>
             </w:r>
             <w:r>
               <w:rPr>

--- a/Coding 2 - year/Unit 7 - Capstone Project/Daily Lesson Plans/Word/Day 13.docx
+++ b/Coding 2 - year/Unit 7 - Capstone Project/Daily Lesson Plans/Word/Day 13.docx
@@ -342,6 +342,72 @@
             <w:r>
               <w:rPr>
                 <w:rFonts w:ascii="Arial" w:cs="Arial" w:eastAsia="Arial" w:hAnsi="Arial"/>
+                <w:b/>
+                <w:bCs/>
+                <w:i w:val="false"/>
+                <w:iCs w:val="false"/>
+                <w:color w:val="000000"/>
+                <w:sz w:val="20"/>
+                <w:szCs w:val="20"/>
+              </w:rPr>
+              <w:t xml:space="preserve">Vocabulary Preview — </w:t>
+            </w:r>
+            <w:r>
+              <w:rPr>
+                <w:rFonts w:ascii="Arial" w:cs="Arial" w:eastAsia="Arial" w:hAnsi="Arial"/>
+                <w:b w:val="false"/>
+                <w:bCs w:val="false"/>
+                <w:i w:val="false"/>
+                <w:iCs w:val="false"/>
+                <w:color w:val="000000"/>
+                <w:sz w:val="20"/>
+                <w:szCs w:val="20"/>
+              </w:rPr>
+              <w:t xml:space="preserve">terms we'll use today:</w:t>
+            </w:r>
+            <w:r>
+              <w:rPr>
+                <w:rFonts w:ascii="Arial" w:cs="Arial" w:eastAsia="Arial" w:hAnsi="Arial"/>
+                <w:sz w:val="20"/>
+                <w:szCs w:val="20"/>
+              </w:rPr>
+              <w:br/>
+              <w:t xml:space="preserve"/>
+            </w:r>
+            <w:r>
+              <w:rPr>
+                <w:rFonts w:ascii="Arial" w:cs="Arial" w:eastAsia="Arial" w:hAnsi="Arial"/>
+                <w:b w:val="false"/>
+                <w:bCs w:val="false"/>
+                <w:i w:val="false"/>
+                <w:iCs w:val="false"/>
+                <w:color w:val="000000"/>
+                <w:sz w:val="20"/>
+                <w:szCs w:val="20"/>
+              </w:rPr>
+              <w:t xml:space="preserve">    • Minutes 0-10   •   Introduction to Code Review   •   Minutes 10-50   •   Code Review Form   •   Minutes 50-55   •   Debrief &amp; Reflection</w:t>
+            </w:r>
+            <w:r>
+              <w:rPr>
+                <w:rFonts w:ascii="Arial" w:cs="Arial" w:eastAsia="Arial" w:hAnsi="Arial"/>
+                <w:sz w:val="20"/>
+                <w:szCs w:val="20"/>
+              </w:rPr>
+              <w:br/>
+              <w:t xml:space="preserve"/>
+            </w:r>
+            <w:r>
+              <w:rPr>
+                <w:rFonts w:ascii="Arial" w:cs="Arial" w:eastAsia="Arial" w:hAnsi="Arial"/>
+                <w:sz w:val="20"/>
+                <w:szCs w:val="20"/>
+              </w:rPr>
+              <w:br/>
+              <w:t xml:space="preserve"/>
+            </w:r>
+            <w:r>
+              <w:rPr>
+                <w:rFonts w:ascii="Arial" w:cs="Arial" w:eastAsia="Arial" w:hAnsi="Arial"/>
                 <w:b w:val="false"/>
                 <w:bCs w:val="false"/>
                 <w:i/>
@@ -474,6 +540,310 @@
             <w:r>
               <w:rPr>
                 <w:rFonts w:ascii="Arial" w:cs="Arial" w:eastAsia="Arial" w:hAnsi="Arial"/>
+                <w:b w:val="false"/>
+                <w:bCs w:val="false"/>
+                <w:i w:val="false"/>
+                <w:iCs w:val="false"/>
+                <w:color w:val="000000"/>
+                <w:sz w:val="20"/>
+                <w:szCs w:val="20"/>
+              </w:rPr>
+              <w:t xml:space="preserve">Professional developers review each other's code before it ships. Today you'll do the same. You'll learn from seeing how peers solved problems, and they'll give you feedback on your work. This isn't about finding mistakes—it's about improving together.</w:t>
+            </w:r>
+            <w:r>
+              <w:rPr>
+                <w:rFonts w:ascii="Arial" w:cs="Arial" w:eastAsia="Arial" w:hAnsi="Arial"/>
+                <w:sz w:val="20"/>
+                <w:szCs w:val="20"/>
+              </w:rPr>
+              <w:br/>
+              <w:t xml:space="preserve"/>
+            </w:r>
+            <w:r>
+              <w:rPr>
+                <w:rFonts w:ascii="Arial" w:cs="Arial" w:eastAsia="Arial" w:hAnsi="Arial"/>
+                <w:b w:val="false"/>
+                <w:bCs w:val="false"/>
+                <w:i w:val="false"/>
+                <w:iCs w:val="false"/>
+                <w:color w:val="000000"/>
+                <w:sz w:val="20"/>
+                <w:szCs w:val="20"/>
+              </w:rPr>
+              <w:t xml:space="preserve">Minutes 0-10: Introduction to Code Review</w:t>
+            </w:r>
+            <w:r>
+              <w:rPr>
+                <w:rFonts w:ascii="Arial" w:cs="Arial" w:eastAsia="Arial" w:hAnsi="Arial"/>
+                <w:sz w:val="20"/>
+                <w:szCs w:val="20"/>
+              </w:rPr>
+              <w:br/>
+              <w:t xml:space="preserve"/>
+            </w:r>
+            <w:r>
+              <w:rPr>
+                <w:rFonts w:ascii="Arial" w:cs="Arial" w:eastAsia="Arial" w:hAnsi="Arial"/>
+                <w:sz w:val="20"/>
+                <w:szCs w:val="20"/>
+              </w:rPr>
+              <w:br/>
+              <w:t xml:space="preserve"/>
+            </w:r>
+            <w:r>
+              <w:rPr>
+                <w:rFonts w:ascii="Arial" w:cs="Arial" w:eastAsia="Arial" w:hAnsi="Arial"/>
+                <w:b/>
+                <w:bCs/>
+                <w:i w:val="false"/>
+                <w:iCs w:val="false"/>
+                <w:color w:val="000000"/>
+                <w:sz w:val="20"/>
+                <w:szCs w:val="20"/>
+              </w:rPr>
+              <w:t xml:space="preserve">Key Concepts:</w:t>
+            </w:r>
+            <w:r>
+              <w:rPr>
+                <w:rFonts w:ascii="Arial" w:cs="Arial" w:eastAsia="Arial" w:hAnsi="Arial"/>
+                <w:sz w:val="20"/>
+                <w:szCs w:val="20"/>
+              </w:rPr>
+              <w:br/>
+              <w:t xml:space="preserve"/>
+            </w:r>
+            <w:r>
+              <w:rPr>
+                <w:rFonts w:ascii="Arial" w:cs="Arial" w:eastAsia="Arial" w:hAnsi="Arial"/>
+                <w:b w:val="false"/>
+                <w:bCs w:val="false"/>
+                <w:i w:val="false"/>
+                <w:iCs w:val="false"/>
+                <w:color w:val="000000"/>
+                <w:sz w:val="20"/>
+                <w:szCs w:val="20"/>
+              </w:rPr>
+              <w:t xml:space="preserve">    • Teacher: what is code review? (quality gate, learning opportunity, not criticism)</w:t>
+            </w:r>
+            <w:r>
+              <w:rPr>
+                <w:rFonts w:ascii="Arial" w:cs="Arial" w:eastAsia="Arial" w:hAnsi="Arial"/>
+                <w:sz w:val="20"/>
+                <w:szCs w:val="20"/>
+              </w:rPr>
+              <w:br/>
+              <w:t xml:space="preserve"/>
+            </w:r>
+            <w:r>
+              <w:rPr>
+                <w:rFonts w:ascii="Arial" w:cs="Arial" w:eastAsia="Arial" w:hAnsi="Arial"/>
+                <w:b w:val="false"/>
+                <w:bCs w:val="false"/>
+                <w:i w:val="false"/>
+                <w:iCs w:val="false"/>
+                <w:color w:val="000000"/>
+                <w:sz w:val="20"/>
+                <w:szCs w:val="20"/>
+              </w:rPr>
+              <w:t xml:space="preserve">    • Review guidelines: be kind, be specific, ask questions</w:t>
+            </w:r>
+            <w:r>
+              <w:rPr>
+                <w:rFonts w:ascii="Arial" w:cs="Arial" w:eastAsia="Arial" w:hAnsi="Arial"/>
+                <w:sz w:val="20"/>
+                <w:szCs w:val="20"/>
+              </w:rPr>
+              <w:br/>
+              <w:t xml:space="preserve"/>
+            </w:r>
+            <w:r>
+              <w:rPr>
+                <w:rFonts w:ascii="Arial" w:cs="Arial" w:eastAsia="Arial" w:hAnsi="Arial"/>
+                <w:b w:val="false"/>
+                <w:bCs w:val="false"/>
+                <w:i w:val="false"/>
+                <w:iCs w:val="false"/>
+                <w:color w:val="000000"/>
+                <w:sz w:val="20"/>
+                <w:szCs w:val="20"/>
+              </w:rPr>
+              <w:t xml:space="preserve">    • How to read code: follow the logic, understand the design, look for clarity</w:t>
+            </w:r>
+            <w:r>
+              <w:rPr>
+                <w:rFonts w:ascii="Arial" w:cs="Arial" w:eastAsia="Arial" w:hAnsi="Arial"/>
+                <w:sz w:val="20"/>
+                <w:szCs w:val="20"/>
+              </w:rPr>
+              <w:br/>
+              <w:t xml:space="preserve"/>
+            </w:r>
+            <w:r>
+              <w:rPr>
+                <w:rFonts w:ascii="Arial" w:cs="Arial" w:eastAsia="Arial" w:hAnsi="Arial"/>
+                <w:b w:val="false"/>
+                <w:bCs w:val="false"/>
+                <w:i w:val="false"/>
+                <w:iCs w:val="false"/>
+                <w:color w:val="000000"/>
+                <w:sz w:val="20"/>
+                <w:szCs w:val="20"/>
+              </w:rPr>
+              <w:t xml:space="preserve">    • Pair up with another student (can be different project)</w:t>
+            </w:r>
+            <w:r>
+              <w:rPr>
+                <w:rFonts w:ascii="Arial" w:cs="Arial" w:eastAsia="Arial" w:hAnsi="Arial"/>
+                <w:sz w:val="20"/>
+                <w:szCs w:val="20"/>
+              </w:rPr>
+              <w:br/>
+              <w:t xml:space="preserve"/>
+            </w:r>
+            <w:r>
+              <w:rPr>
+                <w:rFonts w:ascii="Arial" w:cs="Arial" w:eastAsia="Arial" w:hAnsi="Arial"/>
+                <w:b w:val="false"/>
+                <w:bCs w:val="false"/>
+                <w:i w:val="false"/>
+                <w:iCs w:val="false"/>
+                <w:color w:val="000000"/>
+                <w:sz w:val="20"/>
+                <w:szCs w:val="20"/>
+              </w:rPr>
+              <w:t xml:space="preserve">    • Reviewer #1 reviews Reviewer #2's code using the Code Review Form (below)</w:t>
+            </w:r>
+            <w:r>
+              <w:rPr>
+                <w:rFonts w:ascii="Arial" w:cs="Arial" w:eastAsia="Arial" w:hAnsi="Arial"/>
+                <w:sz w:val="20"/>
+                <w:szCs w:val="20"/>
+              </w:rPr>
+              <w:br/>
+              <w:t xml:space="preserve"/>
+            </w:r>
+            <w:r>
+              <w:rPr>
+                <w:rFonts w:ascii="Arial" w:cs="Arial" w:eastAsia="Arial" w:hAnsi="Arial"/>
+                <w:b w:val="false"/>
+                <w:bCs w:val="false"/>
+                <w:i w:val="false"/>
+                <w:iCs w:val="false"/>
+                <w:color w:val="000000"/>
+                <w:sz w:val="20"/>
+                <w:szCs w:val="20"/>
+              </w:rPr>
+              <w:t xml:space="preserve">    • Then swap: Reviewer #2 reviews Reviewer #1's code</w:t>
+            </w:r>
+            <w:r>
+              <w:rPr>
+                <w:rFonts w:ascii="Arial" w:cs="Arial" w:eastAsia="Arial" w:hAnsi="Arial"/>
+                <w:sz w:val="20"/>
+                <w:szCs w:val="20"/>
+              </w:rPr>
+              <w:br/>
+              <w:t xml:space="preserve"/>
+            </w:r>
+            <w:r>
+              <w:rPr>
+                <w:rFonts w:ascii="Arial" w:cs="Arial" w:eastAsia="Arial" w:hAnsi="Arial"/>
+                <w:b w:val="false"/>
+                <w:bCs w:val="false"/>
+                <w:i w:val="false"/>
+                <w:iCs w:val="false"/>
+                <w:color w:val="000000"/>
+                <w:sz w:val="20"/>
+                <w:szCs w:val="20"/>
+              </w:rPr>
+              <w:t xml:space="preserve">    • Both fill out forms and discuss</w:t>
+            </w:r>
+            <w:r>
+              <w:rPr>
+                <w:rFonts w:ascii="Arial" w:cs="Arial" w:eastAsia="Arial" w:hAnsi="Arial"/>
+                <w:sz w:val="20"/>
+                <w:szCs w:val="20"/>
+              </w:rPr>
+              <w:br/>
+              <w:t xml:space="preserve"/>
+            </w:r>
+            <w:r>
+              <w:rPr>
+                <w:rFonts w:ascii="Arial" w:cs="Arial" w:eastAsia="Arial" w:hAnsi="Arial"/>
+                <w:b w:val="false"/>
+                <w:bCs w:val="false"/>
+                <w:i w:val="false"/>
+                <w:iCs w:val="false"/>
+                <w:color w:val="000000"/>
+                <w:sz w:val="20"/>
+                <w:szCs w:val="20"/>
+              </w:rPr>
+              <w:t xml:space="preserve">    • Share: What did you learn from your peer's code?</w:t>
+            </w:r>
+            <w:r>
+              <w:rPr>
+                <w:rFonts w:ascii="Arial" w:cs="Arial" w:eastAsia="Arial" w:hAnsi="Arial"/>
+                <w:sz w:val="20"/>
+                <w:szCs w:val="20"/>
+              </w:rPr>
+              <w:br/>
+              <w:t xml:space="preserve"/>
+            </w:r>
+            <w:r>
+              <w:rPr>
+                <w:rFonts w:ascii="Arial" w:cs="Arial" w:eastAsia="Arial" w:hAnsi="Arial"/>
+                <w:sz w:val="20"/>
+                <w:szCs w:val="20"/>
+              </w:rPr>
+              <w:br/>
+              <w:t xml:space="preserve"/>
+            </w:r>
+            <w:r>
+              <w:rPr>
+                <w:rFonts w:ascii="Arial" w:cs="Arial" w:eastAsia="Arial" w:hAnsi="Arial"/>
+                <w:b/>
+                <w:bCs/>
+                <w:i w:val="false"/>
+                <w:iCs w:val="false"/>
+                <w:color w:val="000000"/>
+                <w:sz w:val="20"/>
+                <w:szCs w:val="20"/>
+              </w:rPr>
+              <w:t xml:space="preserve">Vocabulary: </w:t>
+            </w:r>
+            <w:r>
+              <w:rPr>
+                <w:rFonts w:ascii="Arial" w:cs="Arial" w:eastAsia="Arial" w:hAnsi="Arial"/>
+                <w:b w:val="false"/>
+                <w:bCs w:val="false"/>
+                <w:i w:val="false"/>
+                <w:iCs w:val="false"/>
+                <w:color w:val="000000"/>
+                <w:sz w:val="20"/>
+                <w:szCs w:val="20"/>
+              </w:rPr>
+              <w:t xml:space="preserve">Minutes 0-10, Introduction to Code Review, Minutes 10-50, Code Review Form, Minutes 50-55, Debrief &amp; Reflection</w:t>
+            </w:r>
+            <w:r>
+              <w:rPr>
+                <w:rFonts w:ascii="Arial" w:cs="Arial" w:eastAsia="Arial" w:hAnsi="Arial"/>
+                <w:sz w:val="20"/>
+                <w:szCs w:val="20"/>
+              </w:rPr>
+              <w:br/>
+              <w:t xml:space="preserve"/>
+            </w:r>
+            <w:r>
+              <w:rPr>
+                <w:rFonts w:ascii="Arial" w:cs="Arial" w:eastAsia="Arial" w:hAnsi="Arial"/>
+                <w:sz w:val="20"/>
+                <w:szCs w:val="20"/>
+              </w:rPr>
+              <w:br/>
+              <w:t xml:space="preserve"/>
+            </w:r>
+            <w:r>
+              <w:rPr>
+                <w:rFonts w:ascii="Arial" w:cs="Arial" w:eastAsia="Arial" w:hAnsi="Arial"/>
                 <w:b/>
                 <w:bCs/>
                 <w:i/>
@@ -561,7 +931,7 @@
                 <w:sz w:val="20"/>
                 <w:szCs w:val="20"/>
               </w:rPr>
-              <w:t xml:space="preserve">15–20 min</w:t>
+              <w:t xml:space="preserve">15 min</w:t>
             </w:r>
           </w:p>
         </w:tc>
@@ -596,7 +966,16 @@
                 <w:sz w:val="22"/>
                 <w:szCs w:val="22"/>
               </w:rPr>
-              <w:t xml:space="preserve">Independent Practice / Code Along</w:t>
+              <w:t xml:space="preserve">Guided Practice</w:t>
+            </w:r>
+            <w:r>
+              <w:rPr>
+                <w:rFonts w:ascii="Arial" w:cs="Arial" w:eastAsia="Arial" w:hAnsi="Arial"/>
+                <w:sz w:val="20"/>
+                <w:szCs w:val="20"/>
+              </w:rPr>
+              <w:br/>
+              <w:t xml:space="preserve"/>
             </w:r>
             <w:r>
               <w:rPr>
@@ -618,7 +997,10 @@
                 <w:sz w:val="20"/>
                 <w:szCs w:val="20"/>
               </w:rPr>
-              <w:t xml:space="preserve">    Work through problems from the day's exercise set.</w:t>
+              <w:t xml:space="preserve">- [ ] Peer code review completed
+- [ ] Code Review Form filled out and received
+- [ ] Feedback discussed with peer
+- [ ] Key improvements identified for Sprint 3</w:t>
             </w:r>
             <w:r>
               <w:rPr>
@@ -649,7 +1031,7 @@
                 <w:sz w:val="20"/>
                 <w:szCs w:val="20"/>
               </w:rPr>
-              <w:t xml:space="preserve">→ Teacher circulates — offer hints, check for understanding.</w:t>
+              <w:t xml:space="preserve">→ Teacher models — students try alongside, then compare results.</w:t>
             </w:r>
           </w:p>
         </w:tc>
@@ -680,7 +1062,7 @@
                 <w:sz w:val="20"/>
                 <w:szCs w:val="20"/>
               </w:rPr>
-              <w:t xml:space="preserve">5 min</w:t>
+              <w:t xml:space="preserve">15–20 min</w:t>
             </w:r>
           </w:p>
         </w:tc>
@@ -715,16 +1097,7 @@
                 <w:sz w:val="22"/>
                 <w:szCs w:val="22"/>
               </w:rPr>
-              <w:t xml:space="preserve">Exit Ticket / Wrap-Up</w:t>
-            </w:r>
-            <w:r>
-              <w:rPr>
-                <w:rFonts w:ascii="Arial" w:cs="Arial" w:eastAsia="Arial" w:hAnsi="Arial"/>
-                <w:sz w:val="20"/>
-                <w:szCs w:val="20"/>
-              </w:rPr>
-              <w:br/>
-              <w:t xml:space="preserve"/>
+              <w:t xml:space="preserve">Independent Practice / Code Along</w:t>
             </w:r>
             <w:r>
               <w:rPr>
@@ -746,7 +1119,29 @@
                 <w:sz w:val="20"/>
                 <w:szCs w:val="20"/>
               </w:rPr>
-              <w:t xml:space="preserve">Name one new thing you learned about Sprint 2 Check-In – Peer Code Review today and one question you still have.</w:t>
+              <w:t xml:space="preserve">    Students work independently on their projects, following the checklist.</w:t>
+            </w:r>
+            <w:r>
+              <w:rPr>
+                <w:rFonts w:ascii="Arial" w:cs="Arial" w:eastAsia="Arial" w:hAnsi="Arial"/>
+                <w:sz w:val="20"/>
+                <w:szCs w:val="20"/>
+              </w:rPr>
+              <w:br/>
+              <w:t xml:space="preserve"/>
+            </w:r>
+            <w:r>
+              <w:rPr>
+                <w:rFonts w:ascii="Arial" w:cs="Arial" w:eastAsia="Arial" w:hAnsi="Arial"/>
+                <w:b w:val="false"/>
+                <w:bCs w:val="false"/>
+                <w:i w:val="false"/>
+                <w:iCs w:val="false"/>
+                <w:color w:val="000000"/>
+                <w:sz w:val="20"/>
+                <w:szCs w:val="20"/>
+              </w:rPr>
+              <w:t xml:space="preserve">    Check in with each student to review progress and unblock issues.</w:t>
             </w:r>
             <w:r>
               <w:rPr>
@@ -777,6 +1172,134 @@
                 <w:sz w:val="20"/>
                 <w:szCs w:val="20"/>
               </w:rPr>
+              <w:t xml:space="preserve">→ Teacher circulates — offer hints, check for understanding.</w:t>
+            </w:r>
+          </w:p>
+        </w:tc>
+      </w:tr>
+      <w:tr>
+        <w:tc>
+          <w:tcPr>
+            <w:tcW w:type="dxa" w:w="1800"/>
+            <w:tcBorders>
+              <w:top w:val="single" w:color="CCCCCC" w:sz="1"/>
+              <w:left w:val="single" w:color="CCCCCC" w:sz="1"/>
+              <w:bottom w:val="single" w:color="CCCCCC" w:sz="1"/>
+              <w:right w:val="single" w:color="CCCCCC" w:sz="1"/>
+            </w:tcBorders>
+            <w:tcMar>
+              <w:top w:type="dxa" w:w="80"/>
+              <w:left w:type="dxa" w:w="120"/>
+              <w:bottom w:type="dxa" w:w="80"/>
+              <w:right w:type="dxa" w:w="120"/>
+            </w:tcMar>
+          </w:tcPr>
+          <w:p>
+            <w:r>
+              <w:rPr>
+                <w:rFonts w:ascii="Arial" w:cs="Arial" w:eastAsia="Arial" w:hAnsi="Arial"/>
+                <w:b/>
+                <w:bCs/>
+                <w:sz w:val="20"/>
+                <w:szCs w:val="20"/>
+              </w:rPr>
+              <w:t xml:space="preserve">5 min</w:t>
+            </w:r>
+          </w:p>
+        </w:tc>
+        <w:tc>
+          <w:tcPr>
+            <w:tcW w:type="dxa" w:w="7560"/>
+            <w:tcBorders>
+              <w:top w:val="single" w:color="CCCCCC" w:sz="1"/>
+              <w:left w:val="single" w:color="CCCCCC" w:sz="1"/>
+              <w:bottom w:val="single" w:color="CCCCCC" w:sz="1"/>
+              <w:right w:val="single" w:color="CCCCCC" w:sz="1"/>
+            </w:tcBorders>
+            <w:tcMar>
+              <w:top w:type="dxa" w:w="80"/>
+              <w:left w:type="dxa" w:w="120"/>
+              <w:bottom w:type="dxa" w:w="80"/>
+              <w:right w:type="dxa" w:w="120"/>
+            </w:tcMar>
+          </w:tcPr>
+          <w:p>
+            <w:pPr>
+              <w:spacing w:after="80" w:before="80"/>
+            </w:pPr>
+            <w:r>
+              <w:rPr>
+                <w:rFonts w:ascii="Arial" w:cs="Arial" w:eastAsia="Arial" w:hAnsi="Arial"/>
+                <w:b/>
+                <w:bCs/>
+                <w:i w:val="false"/>
+                <w:iCs w:val="false"/>
+                <w:color w:val="000000"/>
+                <w:sz w:val="22"/>
+                <w:szCs w:val="22"/>
+              </w:rPr>
+              <w:t xml:space="preserve">Exit Ticket / Wrap-Up</w:t>
+            </w:r>
+            <w:r>
+              <w:rPr>
+                <w:rFonts w:ascii="Arial" w:cs="Arial" w:eastAsia="Arial" w:hAnsi="Arial"/>
+                <w:sz w:val="20"/>
+                <w:szCs w:val="20"/>
+              </w:rPr>
+              <w:br/>
+              <w:t xml:space="preserve"/>
+            </w:r>
+            <w:r>
+              <w:rPr>
+                <w:rFonts w:ascii="Arial" w:cs="Arial" w:eastAsia="Arial" w:hAnsi="Arial"/>
+                <w:sz w:val="20"/>
+                <w:szCs w:val="20"/>
+              </w:rPr>
+              <w:br/>
+              <w:t xml:space="preserve"/>
+            </w:r>
+            <w:r>
+              <w:rPr>
+                <w:rFonts w:ascii="Arial" w:cs="Arial" w:eastAsia="Arial" w:hAnsi="Arial"/>
+                <w:b w:val="false"/>
+                <w:bCs w:val="false"/>
+                <w:i w:val="false"/>
+                <w:iCs w:val="false"/>
+                <w:color w:val="000000"/>
+                <w:sz w:val="20"/>
+                <w:szCs w:val="20"/>
+              </w:rPr>
+              <w:t xml:space="preserve">Name one new thing you learned about Sprint 2 Check-In – Peer Code Review today and one question you still have.</w:t>
+            </w:r>
+            <w:r>
+              <w:rPr>
+                <w:rFonts w:ascii="Arial" w:cs="Arial" w:eastAsia="Arial" w:hAnsi="Arial"/>
+                <w:sz w:val="20"/>
+                <w:szCs w:val="20"/>
+              </w:rPr>
+              <w:br/>
+              <w:t xml:space="preserve"/>
+            </w:r>
+            <w:r>
+              <w:rPr>
+                <w:rFonts w:ascii="Arial" w:cs="Arial" w:eastAsia="Arial" w:hAnsi="Arial"/>
+                <w:sz w:val="20"/>
+                <w:szCs w:val="20"/>
+              </w:rPr>
+              <w:br/>
+              <w:t xml:space="preserve"/>
+            </w:r>
+            <w:r>
+              <w:rPr>
+                <w:rFonts w:ascii="Arial" w:cs="Arial" w:eastAsia="Arial" w:hAnsi="Arial"/>
+                <w:b w:val="false"/>
+                <w:bCs w:val="false"/>
+                <w:i/>
+                <w:iCs/>
+                <w:color w:val="555555"/>
+                <w:sz w:val="20"/>
+                <w:szCs w:val="20"/>
+              </w:rPr>
               <w:t xml:space="preserve">→ 3–2–1: Name 3 things learned, 2 new vocab words, 1 question you still have.</w:t>
             </w:r>
           </w:p>
@@ -786,6 +1309,1235 @@
     <w:p>
       <w:pPr>
         <w:spacing w:after="200"/>
+      </w:pPr>
+    </w:p>
+    <w:p>
+      <w:pPr>
+        <w:pBdr>
+          <w:bottom w:val="single" w:color="1B7A4A" w:sz="4" w:space="4"/>
+        </w:pBdr>
+        <w:spacing w:after="100" w:before="120"/>
+      </w:pPr>
+      <w:r>
+        <w:rPr>
+          <w:rFonts w:ascii="Arial" w:cs="Arial" w:eastAsia="Arial" w:hAnsi="Arial"/>
+          <w:b/>
+          <w:bCs/>
+          <w:color w:val="1B7A4A"/>
+          <w:sz w:val="24"/>
+          <w:szCs w:val="24"/>
+        </w:rPr>
+        <w:t xml:space="preserve">Key Concepts</w:t>
+      </w:r>
+    </w:p>
+    <w:p>
+      <w:pPr>
+        <w:spacing w:after="60"/>
+      </w:pPr>
+      <w:r>
+        <w:rPr>
+          <w:rFonts w:ascii="Arial" w:cs="Arial" w:eastAsia="Arial" w:hAnsi="Arial"/>
+          <w:sz w:val="20"/>
+          <w:szCs w:val="20"/>
+        </w:rPr>
+        <w:t xml:space="preserve">Professional developers review each other's code before it ships. Today you'll do the same. You'll learn from seeing how peers solved problems, and they'll give you feedback on your work. This isn't about finding mistakes—it's about improving together.</w:t>
+      </w:r>
+    </w:p>
+    <w:p>
+      <w:pPr>
+        <w:spacing w:after="60"/>
+      </w:pPr>
+      <w:r>
+        <w:rPr>
+          <w:rFonts w:ascii="Arial" w:cs="Arial" w:eastAsia="Arial" w:hAnsi="Arial"/>
+          <w:sz w:val="20"/>
+          <w:szCs w:val="20"/>
+        </w:rPr>
+        <w:t xml:space="preserve">Minutes 0-10: Introduction to Code Review</w:t>
+      </w:r>
+    </w:p>
+    <w:p>
+      <w:pPr>
+        <w:spacing w:after="60"/>
+        <w:ind w:left="360"/>
+      </w:pPr>
+      <w:r>
+        <w:rPr>
+          <w:rFonts w:ascii="Arial" w:cs="Arial" w:eastAsia="Arial" w:hAnsi="Arial"/>
+          <w:sz w:val="20"/>
+          <w:szCs w:val="20"/>
+        </w:rPr>
+        <w:t xml:space="preserve">• </w:t>
+      </w:r>
+      <w:r>
+        <w:rPr>
+          <w:rFonts w:ascii="Arial" w:cs="Arial" w:eastAsia="Arial" w:hAnsi="Arial"/>
+          <w:sz w:val="20"/>
+          <w:szCs w:val="20"/>
+        </w:rPr>
+        <w:t xml:space="preserve">Teacher: what is code review? (quality gate, learning opportunity, not criticism)</w:t>
+      </w:r>
+    </w:p>
+    <w:p>
+      <w:pPr>
+        <w:spacing w:after="60"/>
+        <w:ind w:left="360"/>
+      </w:pPr>
+      <w:r>
+        <w:rPr>
+          <w:rFonts w:ascii="Arial" w:cs="Arial" w:eastAsia="Arial" w:hAnsi="Arial"/>
+          <w:sz w:val="20"/>
+          <w:szCs w:val="20"/>
+        </w:rPr>
+        <w:t xml:space="preserve">• </w:t>
+      </w:r>
+      <w:r>
+        <w:rPr>
+          <w:rFonts w:ascii="Arial" w:cs="Arial" w:eastAsia="Arial" w:hAnsi="Arial"/>
+          <w:sz w:val="20"/>
+          <w:szCs w:val="20"/>
+        </w:rPr>
+        <w:t xml:space="preserve">Review guidelines: be kind, be specific, ask questions</w:t>
+      </w:r>
+    </w:p>
+    <w:p>
+      <w:pPr>
+        <w:spacing w:after="60"/>
+        <w:ind w:left="360"/>
+      </w:pPr>
+      <w:r>
+        <w:rPr>
+          <w:rFonts w:ascii="Arial" w:cs="Arial" w:eastAsia="Arial" w:hAnsi="Arial"/>
+          <w:sz w:val="20"/>
+          <w:szCs w:val="20"/>
+        </w:rPr>
+        <w:t xml:space="preserve">• </w:t>
+      </w:r>
+      <w:r>
+        <w:rPr>
+          <w:rFonts w:ascii="Arial" w:cs="Arial" w:eastAsia="Arial" w:hAnsi="Arial"/>
+          <w:sz w:val="20"/>
+          <w:szCs w:val="20"/>
+        </w:rPr>
+        <w:t xml:space="preserve">How to read code: follow the logic, understand the design, look for clarity</w:t>
+      </w:r>
+    </w:p>
+    <w:p>
+      <w:pPr>
+        <w:spacing w:after="60"/>
+      </w:pPr>
+      <w:r>
+        <w:rPr>
+          <w:rFonts w:ascii="Arial" w:cs="Arial" w:eastAsia="Arial" w:hAnsi="Arial"/>
+          <w:sz w:val="20"/>
+          <w:szCs w:val="20"/>
+        </w:rPr>
+        <w:t xml:space="preserve">Minutes 10-50: Peer Code Review Pairs (20 min per pair)</w:t>
+      </w:r>
+    </w:p>
+    <w:p>
+      <w:pPr>
+        <w:spacing w:after="60"/>
+        <w:ind w:left="360"/>
+      </w:pPr>
+      <w:r>
+        <w:rPr>
+          <w:rFonts w:ascii="Arial" w:cs="Arial" w:eastAsia="Arial" w:hAnsi="Arial"/>
+          <w:sz w:val="20"/>
+          <w:szCs w:val="20"/>
+        </w:rPr>
+        <w:t xml:space="preserve">• </w:t>
+      </w:r>
+      <w:r>
+        <w:rPr>
+          <w:rFonts w:ascii="Arial" w:cs="Arial" w:eastAsia="Arial" w:hAnsi="Arial"/>
+          <w:sz w:val="20"/>
+          <w:szCs w:val="20"/>
+        </w:rPr>
+        <w:t xml:space="preserve">Pair up with another student (can be different project)</w:t>
+      </w:r>
+    </w:p>
+    <w:p>
+      <w:pPr>
+        <w:spacing w:after="60"/>
+        <w:ind w:left="360"/>
+      </w:pPr>
+      <w:r>
+        <w:rPr>
+          <w:rFonts w:ascii="Arial" w:cs="Arial" w:eastAsia="Arial" w:hAnsi="Arial"/>
+          <w:sz w:val="20"/>
+          <w:szCs w:val="20"/>
+        </w:rPr>
+        <w:t xml:space="preserve">• </w:t>
+      </w:r>
+      <w:r>
+        <w:rPr>
+          <w:rFonts w:ascii="Arial" w:cs="Arial" w:eastAsia="Arial" w:hAnsi="Arial"/>
+          <w:sz w:val="20"/>
+          <w:szCs w:val="20"/>
+        </w:rPr>
+        <w:t xml:space="preserve">Reviewer #1 reviews Reviewer #2's code using the Code Review Form (below)</w:t>
+      </w:r>
+    </w:p>
+    <w:p>
+      <w:pPr>
+        <w:spacing w:after="60"/>
+        <w:ind w:left="360"/>
+      </w:pPr>
+      <w:r>
+        <w:rPr>
+          <w:rFonts w:ascii="Arial" w:cs="Arial" w:eastAsia="Arial" w:hAnsi="Arial"/>
+          <w:sz w:val="20"/>
+          <w:szCs w:val="20"/>
+        </w:rPr>
+        <w:t xml:space="preserve">• </w:t>
+      </w:r>
+      <w:r>
+        <w:rPr>
+          <w:rFonts w:ascii="Arial" w:cs="Arial" w:eastAsia="Arial" w:hAnsi="Arial"/>
+          <w:sz w:val="20"/>
+          <w:szCs w:val="20"/>
+        </w:rPr>
+        <w:t xml:space="preserve">Then swap: Reviewer #2 reviews Reviewer #1's code</w:t>
+      </w:r>
+    </w:p>
+    <w:p>
+      <w:pPr>
+        <w:spacing w:after="60"/>
+        <w:ind w:left="360"/>
+      </w:pPr>
+      <w:r>
+        <w:rPr>
+          <w:rFonts w:ascii="Arial" w:cs="Arial" w:eastAsia="Arial" w:hAnsi="Arial"/>
+          <w:sz w:val="20"/>
+          <w:szCs w:val="20"/>
+        </w:rPr>
+        <w:t xml:space="preserve">• </w:t>
+      </w:r>
+      <w:r>
+        <w:rPr>
+          <w:rFonts w:ascii="Arial" w:cs="Arial" w:eastAsia="Arial" w:hAnsi="Arial"/>
+          <w:sz w:val="20"/>
+          <w:szCs w:val="20"/>
+        </w:rPr>
+        <w:t xml:space="preserve">Both fill out forms and discuss</w:t>
+      </w:r>
+    </w:p>
+    <w:p>
+      <w:pPr>
+        <w:spacing w:after="60"/>
+      </w:pPr>
+      <w:r>
+        <w:rPr>
+          <w:rFonts w:ascii="Arial" w:cs="Arial" w:eastAsia="Arial" w:hAnsi="Arial"/>
+          <w:sz w:val="20"/>
+          <w:szCs w:val="20"/>
+        </w:rPr>
+        <w:t xml:space="preserve">Minutes 50-55: Debrief &amp; Reflection</w:t>
+      </w:r>
+    </w:p>
+    <w:p>
+      <w:pPr>
+        <w:spacing w:after="60"/>
+        <w:ind w:left="360"/>
+      </w:pPr>
+      <w:r>
+        <w:rPr>
+          <w:rFonts w:ascii="Arial" w:cs="Arial" w:eastAsia="Arial" w:hAnsi="Arial"/>
+          <w:sz w:val="20"/>
+          <w:szCs w:val="20"/>
+        </w:rPr>
+        <w:t xml:space="preserve">• </w:t>
+      </w:r>
+      <w:r>
+        <w:rPr>
+          <w:rFonts w:ascii="Arial" w:cs="Arial" w:eastAsia="Arial" w:hAnsi="Arial"/>
+          <w:sz w:val="20"/>
+          <w:szCs w:val="20"/>
+        </w:rPr>
+        <w:t xml:space="preserve">Share: What did you learn from your peer's code?</w:t>
+      </w:r>
+    </w:p>
+    <w:p>
+      <w:pPr>
+        <w:spacing w:after="60"/>
+        <w:ind w:left="360"/>
+      </w:pPr>
+      <w:r>
+        <w:rPr>
+          <w:rFonts w:ascii="Arial" w:cs="Arial" w:eastAsia="Arial" w:hAnsi="Arial"/>
+          <w:sz w:val="20"/>
+          <w:szCs w:val="20"/>
+        </w:rPr>
+        <w:t xml:space="preserve">• </w:t>
+      </w:r>
+      <w:r>
+        <w:rPr>
+          <w:rFonts w:ascii="Arial" w:cs="Arial" w:eastAsia="Arial" w:hAnsi="Arial"/>
+          <w:sz w:val="20"/>
+          <w:szCs w:val="20"/>
+        </w:rPr>
+        <w:t xml:space="preserve">Discuss: What will you change based on feedback?</w:t>
+      </w:r>
+    </w:p>
+    <w:p>
+      <w:pPr>
+        <w:spacing w:after="60"/>
+        <w:ind w:left="360"/>
+      </w:pPr>
+      <w:r>
+        <w:rPr>
+          <w:rFonts w:ascii="Arial" w:cs="Arial" w:eastAsia="Arial" w:hAnsi="Arial"/>
+          <w:sz w:val="20"/>
+          <w:szCs w:val="20"/>
+        </w:rPr>
+        <w:t xml:space="preserve">• </w:t>
+      </w:r>
+      <w:r>
+        <w:rPr>
+          <w:rFonts w:ascii="Arial" w:cs="Arial" w:eastAsia="Arial" w:hAnsi="Arial"/>
+          <w:sz w:val="20"/>
+          <w:szCs w:val="20"/>
+        </w:rPr>
+        <w:t xml:space="preserve">Teacher: key takeaways</w:t>
+      </w:r>
+    </w:p>
+    <w:p>
+      <w:pPr>
+        <w:spacing w:after="60"/>
+      </w:pPr>
+      <w:r>
+        <w:rPr>
+          <w:rFonts w:ascii="Arial" w:cs="Arial" w:eastAsia="Arial" w:hAnsi="Arial"/>
+          <w:sz w:val="20"/>
+          <w:szCs w:val="20"/>
+        </w:rPr>
+        <w:t xml:space="preserve">Reviewer Name: ________________</w:t>
+      </w:r>
+    </w:p>
+    <w:p>
+      <w:pPr>
+        <w:spacing w:after="60"/>
+      </w:pPr>
+      <w:r>
+        <w:rPr>
+          <w:rFonts w:ascii="Arial" w:cs="Arial" w:eastAsia="Arial" w:hAnsi="Arial"/>
+          <w:sz w:val="20"/>
+          <w:szCs w:val="20"/>
+        </w:rPr>
+        <w:t xml:space="preserve">Developer Name: ________________</w:t>
+      </w:r>
+    </w:p>
+    <w:p>
+      <w:pPr>
+        <w:spacing w:after="60"/>
+      </w:pPr>
+      <w:r>
+        <w:rPr>
+          <w:rFonts w:ascii="Arial" w:cs="Arial" w:eastAsia="Arial" w:hAnsi="Arial"/>
+          <w:sz w:val="20"/>
+          <w:szCs w:val="20"/>
+        </w:rPr>
+        <w:t xml:space="preserve">Project: ________________</w:t>
+      </w:r>
+    </w:p>
+    <w:p>
+      <w:pPr>
+        <w:spacing w:after="60"/>
+      </w:pPr>
+      <w:r>
+        <w:rPr>
+          <w:rFonts w:ascii="Arial" w:cs="Arial" w:eastAsia="Arial" w:hAnsi="Arial"/>
+          <w:sz w:val="20"/>
+          <w:szCs w:val="20"/>
+        </w:rPr>
+        <w:t xml:space="preserve">Date: ________________</w:t>
+      </w:r>
+    </w:p>
+    <w:p>
+      <w:pPr>
+        <w:spacing w:after="60"/>
+      </w:pPr>
+      <w:r>
+        <w:rPr>
+          <w:rFonts w:ascii="Arial" w:cs="Arial" w:eastAsia="Arial" w:hAnsi="Arial"/>
+          <w:sz w:val="20"/>
+          <w:szCs w:val="20"/>
+        </w:rPr>
+        <w:t xml:space="preserve">1. In 2–3 sentences, what does this project do?</w:t>
+      </w:r>
+    </w:p>
+    <w:p>
+      <w:pPr>
+        <w:spacing w:after="60"/>
+      </w:pPr>
+      <w:r>
+        <w:rPr>
+          <w:rFonts w:ascii="Arial" w:cs="Arial" w:eastAsia="Arial" w:hAnsi="Arial"/>
+          <w:sz w:val="20"/>
+          <w:szCs w:val="20"/>
+        </w:rPr>
+        <w:t xml:space="preserve">What are 3 things this code does well?</w:t>
+      </w:r>
+    </w:p>
+    <w:p>
+      <w:pPr>
+        <w:spacing w:after="60"/>
+        <w:ind w:left="360"/>
+      </w:pPr>
+      <w:r>
+        <w:rPr>
+          <w:rFonts w:ascii="Arial" w:cs="Arial" w:eastAsia="Arial" w:hAnsi="Arial"/>
+          <w:sz w:val="20"/>
+          <w:szCs w:val="20"/>
+        </w:rPr>
+        <w:t xml:space="preserve">• </w:t>
+      </w:r>
+      <w:r>
+        <w:rPr>
+          <w:rFonts w:ascii="Arial" w:cs="Arial" w:eastAsia="Arial" w:hAnsi="Arial"/>
+          <w:sz w:val="20"/>
+          <w:szCs w:val="20"/>
+        </w:rPr>
+        <w:t xml:space="preserve">[e.g., "Clear function names", "Good error handling", "Well-organized file structure"]</w:t>
+      </w:r>
+    </w:p>
+    <w:p>
+      <w:pPr>
+        <w:spacing w:after="60"/>
+      </w:pPr>
+      <w:r>
+        <w:rPr>
+          <w:rFonts w:ascii="Arial" w:cs="Arial" w:eastAsia="Arial" w:hAnsi="Arial"/>
+          <w:sz w:val="20"/>
+          <w:szCs w:val="20"/>
+        </w:rPr>
+        <w:t xml:space="preserve">-</w:t>
+      </w:r>
+    </w:p>
+    <w:p>
+      <w:pPr>
+        <w:spacing w:after="60"/>
+      </w:pPr>
+      <w:r>
+        <w:rPr>
+          <w:rFonts w:ascii="Arial" w:cs="Arial" w:eastAsia="Arial" w:hAnsi="Arial"/>
+          <w:sz w:val="20"/>
+          <w:szCs w:val="20"/>
+        </w:rPr>
+        <w:t xml:space="preserve">-</w:t>
+      </w:r>
+    </w:p>
+    <w:p>
+      <w:pPr>
+        <w:spacing w:after="60"/>
+      </w:pPr>
+      <w:r>
+        <w:rPr>
+          <w:rFonts w:ascii="Arial" w:cs="Arial" w:eastAsia="Arial" w:hAnsi="Arial"/>
+          <w:sz w:val="20"/>
+          <w:szCs w:val="20"/>
+        </w:rPr>
+        <w:t xml:space="preserve">List 2–3 things you don't understand or want to know more about:</w:t>
+      </w:r>
+    </w:p>
+    <w:p>
+      <w:pPr>
+        <w:spacing w:after="60"/>
+        <w:ind w:left="360"/>
+      </w:pPr>
+      <w:r>
+        <w:rPr>
+          <w:rFonts w:ascii="Arial" w:cs="Arial" w:eastAsia="Arial" w:hAnsi="Arial"/>
+          <w:sz w:val="20"/>
+          <w:szCs w:val="20"/>
+        </w:rPr>
+        <w:t xml:space="preserve">• </w:t>
+      </w:r>
+      <w:r>
+        <w:rPr>
+          <w:rFonts w:ascii="Arial" w:cs="Arial" w:eastAsia="Arial" w:hAnsi="Arial"/>
+          <w:sz w:val="20"/>
+          <w:szCs w:val="20"/>
+        </w:rPr>
+        <w:t xml:space="preserve">Q1:</w:t>
+      </w:r>
+    </w:p>
+    <w:p>
+      <w:pPr>
+        <w:spacing w:after="60"/>
+        <w:ind w:left="360"/>
+      </w:pPr>
+      <w:r>
+        <w:rPr>
+          <w:rFonts w:ascii="Arial" w:cs="Arial" w:eastAsia="Arial" w:hAnsi="Arial"/>
+          <w:sz w:val="20"/>
+          <w:szCs w:val="20"/>
+        </w:rPr>
+        <w:t xml:space="preserve">• </w:t>
+      </w:r>
+      <w:r>
+        <w:rPr>
+          <w:rFonts w:ascii="Arial" w:cs="Arial" w:eastAsia="Arial" w:hAnsi="Arial"/>
+          <w:sz w:val="20"/>
+          <w:szCs w:val="20"/>
+        </w:rPr>
+        <w:t xml:space="preserve">Q2:</w:t>
+      </w:r>
+    </w:p>
+    <w:p>
+      <w:pPr>
+        <w:spacing w:after="60"/>
+        <w:ind w:left="360"/>
+      </w:pPr>
+      <w:r>
+        <w:rPr>
+          <w:rFonts w:ascii="Arial" w:cs="Arial" w:eastAsia="Arial" w:hAnsi="Arial"/>
+          <w:sz w:val="20"/>
+          <w:szCs w:val="20"/>
+        </w:rPr>
+        <w:t xml:space="preserve">• </w:t>
+      </w:r>
+      <w:r>
+        <w:rPr>
+          <w:rFonts w:ascii="Arial" w:cs="Arial" w:eastAsia="Arial" w:hAnsi="Arial"/>
+          <w:sz w:val="20"/>
+          <w:szCs w:val="20"/>
+        </w:rPr>
+        <w:t xml:space="preserve">Q3:</w:t>
+      </w:r>
+    </w:p>
+    <w:p>
+      <w:pPr>
+        <w:spacing w:after="60"/>
+      </w:pPr>
+      <w:r>
+        <w:rPr>
+          <w:rFonts w:ascii="Arial" w:cs="Arial" w:eastAsia="Arial" w:hAnsi="Arial"/>
+          <w:sz w:val="20"/>
+          <w:szCs w:val="20"/>
+        </w:rPr>
+        <w:t xml:space="preserve">List 2–3 specific suggestions. Be constructive:</w:t>
+      </w:r>
+    </w:p>
+    <w:p>
+      <w:pPr>
+        <w:spacing w:after="60"/>
+        <w:ind w:left="360"/>
+      </w:pPr>
+      <w:r>
+        <w:rPr>
+          <w:rFonts w:ascii="Arial" w:cs="Arial" w:eastAsia="Arial" w:hAnsi="Arial"/>
+          <w:sz w:val="20"/>
+          <w:szCs w:val="20"/>
+        </w:rPr>
+        <w:t xml:space="preserve">• </w:t>
+      </w:r>
+      <w:r>
+        <w:rPr>
+          <w:rFonts w:ascii="Arial" w:cs="Arial" w:eastAsia="Arial" w:hAnsi="Arial"/>
+          <w:sz w:val="20"/>
+          <w:szCs w:val="20"/>
+        </w:rPr>
+        <w:t xml:space="preserve">Suggestion 1: [Why: ...] (What: ... How: ...)</w:t>
+      </w:r>
+    </w:p>
+    <w:p>
+      <w:pPr>
+        <w:spacing w:after="60"/>
+        <w:ind w:left="360"/>
+      </w:pPr>
+      <w:r>
+        <w:rPr>
+          <w:rFonts w:ascii="Arial" w:cs="Arial" w:eastAsia="Arial" w:hAnsi="Arial"/>
+          <w:sz w:val="20"/>
+          <w:szCs w:val="20"/>
+        </w:rPr>
+        <w:t xml:space="preserve">• </w:t>
+      </w:r>
+      <w:r>
+        <w:rPr>
+          <w:rFonts w:ascii="Arial" w:cs="Arial" w:eastAsia="Arial" w:hAnsi="Arial"/>
+          <w:sz w:val="20"/>
+          <w:szCs w:val="20"/>
+        </w:rPr>
+        <w:t xml:space="preserve">Suggestion 2:</w:t>
+      </w:r>
+    </w:p>
+    <w:p>
+      <w:pPr>
+        <w:spacing w:after="60"/>
+        <w:ind w:left="360"/>
+      </w:pPr>
+      <w:r>
+        <w:rPr>
+          <w:rFonts w:ascii="Arial" w:cs="Arial" w:eastAsia="Arial" w:hAnsi="Arial"/>
+          <w:sz w:val="20"/>
+          <w:szCs w:val="20"/>
+        </w:rPr>
+        <w:t xml:space="preserve">• </w:t>
+      </w:r>
+      <w:r>
+        <w:rPr>
+          <w:rFonts w:ascii="Arial" w:cs="Arial" w:eastAsia="Arial" w:hAnsi="Arial"/>
+          <w:sz w:val="20"/>
+          <w:szCs w:val="20"/>
+        </w:rPr>
+        <w:t xml:space="preserve">Suggestion 3:</w:t>
+      </w:r>
+    </w:p>
+    <w:p>
+      <w:pPr>
+        <w:spacing w:after="60"/>
+      </w:pPr>
+      <w:r>
+        <w:rPr>
+          <w:rFonts w:ascii="Arial" w:cs="Arial" w:eastAsia="Arial" w:hAnsi="Arial"/>
+          <w:sz w:val="20"/>
+          <w:szCs w:val="20"/>
+        </w:rPr>
+        <w:t xml:space="preserve">Give one specific, genuine compliment about the code or the project:</w:t>
+      </w:r>
+    </w:p>
+    <w:p>
+      <w:pPr>
+        <w:spacing w:after="60"/>
+      </w:pPr>
+      <w:r>
+        <w:rPr>
+          <w:rFonts w:ascii="Arial" w:cs="Arial" w:eastAsia="Arial" w:hAnsi="Arial"/>
+          <w:sz w:val="20"/>
+          <w:szCs w:val="20"/>
+        </w:rPr>
+        <w:t xml:space="preserve">Do:</w:t>
+      </w:r>
+    </w:p>
+    <w:p>
+      <w:pPr>
+        <w:spacing w:after="60"/>
+        <w:ind w:left="360"/>
+      </w:pPr>
+      <w:r>
+        <w:rPr>
+          <w:rFonts w:ascii="Arial" w:cs="Arial" w:eastAsia="Arial" w:hAnsi="Arial"/>
+          <w:sz w:val="20"/>
+          <w:szCs w:val="20"/>
+        </w:rPr>
+        <w:t xml:space="preserve">• </w:t>
+      </w:r>
+      <w:r>
+        <w:rPr>
+          <w:rFonts w:ascii="Arial" w:cs="Arial" w:eastAsia="Arial" w:hAnsi="Arial"/>
+          <w:sz w:val="20"/>
+          <w:szCs w:val="20"/>
+        </w:rPr>
+        <w:t xml:space="preserve">Ask questions if you don't understand something</w:t>
+      </w:r>
+    </w:p>
+    <w:p>
+      <w:pPr>
+        <w:spacing w:after="60"/>
+        <w:ind w:left="360"/>
+      </w:pPr>
+      <w:r>
+        <w:rPr>
+          <w:rFonts w:ascii="Arial" w:cs="Arial" w:eastAsia="Arial" w:hAnsi="Arial"/>
+          <w:sz w:val="20"/>
+          <w:szCs w:val="20"/>
+        </w:rPr>
+        <w:t xml:space="preserve">• </w:t>
+      </w:r>
+      <w:r>
+        <w:rPr>
+          <w:rFonts w:ascii="Arial" w:cs="Arial" w:eastAsia="Arial" w:hAnsi="Arial"/>
+          <w:sz w:val="20"/>
+          <w:szCs w:val="20"/>
+        </w:rPr>
+        <w:t xml:space="preserve">Point out things you like</w:t>
+      </w:r>
+    </w:p>
+    <w:p>
+      <w:pPr>
+        <w:spacing w:after="60"/>
+        <w:ind w:left="360"/>
+      </w:pPr>
+      <w:r>
+        <w:rPr>
+          <w:rFonts w:ascii="Arial" w:cs="Arial" w:eastAsia="Arial" w:hAnsi="Arial"/>
+          <w:sz w:val="20"/>
+          <w:szCs w:val="20"/>
+        </w:rPr>
+        <w:t xml:space="preserve">• </w:t>
+      </w:r>
+      <w:r>
+        <w:rPr>
+          <w:rFonts w:ascii="Arial" w:cs="Arial" w:eastAsia="Arial" w:hAnsi="Arial"/>
+          <w:sz w:val="20"/>
+          <w:szCs w:val="20"/>
+        </w:rPr>
+        <w:t xml:space="preserve">Give specific examples: "The load_from_json() function is really clean because..."</w:t>
+      </w:r>
+    </w:p>
+    <w:p>
+      <w:pPr>
+        <w:spacing w:after="60"/>
+        <w:ind w:left="360"/>
+      </w:pPr>
+      <w:r>
+        <w:rPr>
+          <w:rFonts w:ascii="Arial" w:cs="Arial" w:eastAsia="Arial" w:hAnsi="Arial"/>
+          <w:sz w:val="20"/>
+          <w:szCs w:val="20"/>
+        </w:rPr>
+        <w:t xml:space="preserve">• </w:t>
+      </w:r>
+      <w:r>
+        <w:rPr>
+          <w:rFonts w:ascii="Arial" w:cs="Arial" w:eastAsia="Arial" w:hAnsi="Arial"/>
+          <w:sz w:val="20"/>
+          <w:szCs w:val="20"/>
+        </w:rPr>
+        <w:t xml:space="preserve">Suggest one way to improve, not 10</w:t>
+      </w:r>
+    </w:p>
+    <w:p>
+      <w:pPr>
+        <w:spacing w:after="60"/>
+      </w:pPr>
+      <w:r>
+        <w:rPr>
+          <w:rFonts w:ascii="Arial" w:cs="Arial" w:eastAsia="Arial" w:hAnsi="Arial"/>
+          <w:sz w:val="20"/>
+          <w:szCs w:val="20"/>
+        </w:rPr>
+        <w:t xml:space="preserve">Don't:</w:t>
+      </w:r>
+    </w:p>
+    <w:p>
+      <w:pPr>
+        <w:spacing w:after="60"/>
+        <w:ind w:left="360"/>
+      </w:pPr>
+      <w:r>
+        <w:rPr>
+          <w:rFonts w:ascii="Arial" w:cs="Arial" w:eastAsia="Arial" w:hAnsi="Arial"/>
+          <w:sz w:val="20"/>
+          <w:szCs w:val="20"/>
+        </w:rPr>
+        <w:t xml:space="preserve">• </w:t>
+      </w:r>
+      <w:r>
+        <w:rPr>
+          <w:rFonts w:ascii="Arial" w:cs="Arial" w:eastAsia="Arial" w:hAnsi="Arial"/>
+          <w:sz w:val="20"/>
+          <w:szCs w:val="20"/>
+        </w:rPr>
+        <w:t xml:space="preserve">Judge the person; critique the code</w:t>
+      </w:r>
+    </w:p>
+    <w:p>
+      <w:pPr>
+        <w:spacing w:after="60"/>
+        <w:ind w:left="360"/>
+      </w:pPr>
+      <w:r>
+        <w:rPr>
+          <w:rFonts w:ascii="Arial" w:cs="Arial" w:eastAsia="Arial" w:hAnsi="Arial"/>
+          <w:sz w:val="20"/>
+          <w:szCs w:val="20"/>
+        </w:rPr>
+        <w:t xml:space="preserve">• </w:t>
+      </w:r>
+      <w:r>
+        <w:rPr>
+          <w:rFonts w:ascii="Arial" w:cs="Arial" w:eastAsia="Arial" w:hAnsi="Arial"/>
+          <w:sz w:val="20"/>
+          <w:szCs w:val="20"/>
+        </w:rPr>
+        <w:t xml:space="preserve">Say "this is wrong"—say "I'm not sure what this does"</w:t>
+      </w:r>
+    </w:p>
+    <w:p>
+      <w:pPr>
+        <w:spacing w:after="60"/>
+        <w:ind w:left="360"/>
+      </w:pPr>
+      <w:r>
+        <w:rPr>
+          <w:rFonts w:ascii="Arial" w:cs="Arial" w:eastAsia="Arial" w:hAnsi="Arial"/>
+          <w:sz w:val="20"/>
+          <w:szCs w:val="20"/>
+        </w:rPr>
+        <w:t xml:space="preserve">• </w:t>
+      </w:r>
+      <w:r>
+        <w:rPr>
+          <w:rFonts w:ascii="Arial" w:cs="Arial" w:eastAsia="Arial" w:hAnsi="Arial"/>
+          <w:sz w:val="20"/>
+          <w:szCs w:val="20"/>
+        </w:rPr>
+        <w:t xml:space="preserve">Suggest major rewrites if a small tweak works</w:t>
+      </w:r>
+    </w:p>
+    <w:p>
+      <w:pPr>
+        <w:spacing w:after="60"/>
+        <w:ind w:left="360"/>
+      </w:pPr>
+      <w:r>
+        <w:rPr>
+          <w:rFonts w:ascii="Arial" w:cs="Arial" w:eastAsia="Arial" w:hAnsi="Arial"/>
+          <w:sz w:val="20"/>
+          <w:szCs w:val="20"/>
+        </w:rPr>
+        <w:t xml:space="preserve">• </w:t>
+      </w:r>
+      <w:r>
+        <w:rPr>
+          <w:rFonts w:ascii="Arial" w:cs="Arial" w:eastAsia="Arial" w:hAnsi="Arial"/>
+          <w:sz w:val="20"/>
+          <w:szCs w:val="20"/>
+        </w:rPr>
+        <w:t xml:space="preserve">Focus on style preferences (tabs vs. spaces)</w:t>
+      </w:r>
+    </w:p>
+    <w:p>
+      <w:pPr>
+        <w:spacing w:after="60"/>
+      </w:pPr>
+      <w:r>
+        <w:rPr>
+          <w:rFonts w:ascii="Arial" w:cs="Arial" w:eastAsia="Arial" w:hAnsi="Arial"/>
+          <w:sz w:val="20"/>
+          <w:szCs w:val="20"/>
+        </w:rPr>
+        <w:t xml:space="preserve">Questions to ask:</w:t>
+      </w:r>
+    </w:p>
+    <w:p>
+      <w:pPr>
+        <w:spacing w:after="60"/>
+        <w:ind w:left="360"/>
+      </w:pPr>
+      <w:r>
+        <w:rPr>
+          <w:rFonts w:ascii="Arial" w:cs="Arial" w:eastAsia="Arial" w:hAnsi="Arial"/>
+          <w:sz w:val="20"/>
+          <w:szCs w:val="20"/>
+        </w:rPr>
+        <w:t xml:space="preserve">• </w:t>
+      </w:r>
+      <w:r>
+        <w:rPr>
+          <w:rFonts w:ascii="Arial" w:cs="Arial" w:eastAsia="Arial" w:hAnsi="Arial"/>
+          <w:sz w:val="20"/>
+          <w:szCs w:val="20"/>
+        </w:rPr>
+        <w:t xml:space="preserve">Why did you use a list here instead of a dictionary?</w:t>
+      </w:r>
+    </w:p>
+    <w:p>
+      <w:pPr>
+        <w:spacing w:after="60"/>
+        <w:ind w:left="360"/>
+      </w:pPr>
+      <w:r>
+        <w:rPr>
+          <w:rFonts w:ascii="Arial" w:cs="Arial" w:eastAsia="Arial" w:hAnsi="Arial"/>
+          <w:sz w:val="20"/>
+          <w:szCs w:val="20"/>
+        </w:rPr>
+        <w:t xml:space="preserve">• </w:t>
+      </w:r>
+      <w:r>
+        <w:rPr>
+          <w:rFonts w:ascii="Arial" w:cs="Arial" w:eastAsia="Arial" w:hAnsi="Arial"/>
+          <w:sz w:val="20"/>
+          <w:szCs w:val="20"/>
+        </w:rPr>
+        <w:t xml:space="preserve">What happens if the user enters invalid data?</w:t>
+      </w:r>
+    </w:p>
+    <w:p>
+      <w:pPr>
+        <w:spacing w:after="60"/>
+        <w:ind w:left="360"/>
+      </w:pPr>
+      <w:r>
+        <w:rPr>
+          <w:rFonts w:ascii="Arial" w:cs="Arial" w:eastAsia="Arial" w:hAnsi="Arial"/>
+          <w:sz w:val="20"/>
+          <w:szCs w:val="20"/>
+        </w:rPr>
+        <w:t xml:space="preserve">• </w:t>
+      </w:r>
+      <w:r>
+        <w:rPr>
+          <w:rFonts w:ascii="Arial" w:cs="Arial" w:eastAsia="Arial" w:hAnsi="Arial"/>
+          <w:sz w:val="20"/>
+          <w:szCs w:val="20"/>
+        </w:rPr>
+        <w:t xml:space="preserve">How do you handle missing files?</w:t>
+      </w:r>
+    </w:p>
+    <w:p>
+      <w:pPr>
+        <w:spacing w:after="60"/>
+        <w:ind w:left="360"/>
+      </w:pPr>
+      <w:r>
+        <w:rPr>
+          <w:rFonts w:ascii="Arial" w:cs="Arial" w:eastAsia="Arial" w:hAnsi="Arial"/>
+          <w:sz w:val="20"/>
+          <w:szCs w:val="20"/>
+        </w:rPr>
+        <w:t xml:space="preserve">• </w:t>
+      </w:r>
+      <w:r>
+        <w:rPr>
+          <w:rFonts w:ascii="Arial" w:cs="Arial" w:eastAsia="Arial" w:hAnsi="Arial"/>
+          <w:sz w:val="20"/>
+          <w:szCs w:val="20"/>
+        </w:rPr>
+        <w:t xml:space="preserve">Can you walk me through this function?</w:t>
+      </w:r>
+    </w:p>
+    <w:p>
+      <w:pPr>
+        <w:spacing w:after="60"/>
+      </w:pPr>
+      <w:r>
+        <w:rPr>
+          <w:rFonts w:ascii="Arial" w:cs="Arial" w:eastAsia="Arial" w:hAnsi="Arial"/>
+          <w:sz w:val="20"/>
+          <w:szCs w:val="20"/>
+        </w:rPr>
+        <w:t xml:space="preserve">As you review, check:</w:t>
+      </w:r>
+    </w:p>
+    <w:p>
+      <w:pPr>
+        <w:spacing w:after="60"/>
+        <w:ind w:left="360"/>
+      </w:pPr>
+      <w:r>
+        <w:rPr>
+          <w:rFonts w:ascii="Arial" w:cs="Arial" w:eastAsia="Arial" w:hAnsi="Arial"/>
+          <w:sz w:val="20"/>
+          <w:szCs w:val="20"/>
+        </w:rPr>
+        <w:t xml:space="preserve">• </w:t>
+      </w:r>
+      <w:r>
+        <w:rPr>
+          <w:rFonts w:ascii="Arial" w:cs="Arial" w:eastAsia="Arial" w:hAnsi="Arial"/>
+          <w:sz w:val="20"/>
+          <w:szCs w:val="20"/>
+        </w:rPr>
+        <w:t xml:space="preserve">[ ] Functionality — Does the code do what it claims?</w:t>
+      </w:r>
+    </w:p>
+    <w:p>
+      <w:pPr>
+        <w:spacing w:after="60"/>
+        <w:ind w:left="360"/>
+      </w:pPr>
+      <w:r>
+        <w:rPr>
+          <w:rFonts w:ascii="Arial" w:cs="Arial" w:eastAsia="Arial" w:hAnsi="Arial"/>
+          <w:sz w:val="20"/>
+          <w:szCs w:val="20"/>
+        </w:rPr>
+        <w:t xml:space="preserve">• </w:t>
+      </w:r>
+      <w:r>
+        <w:rPr>
+          <w:rFonts w:ascii="Arial" w:cs="Arial" w:eastAsia="Arial" w:hAnsi="Arial"/>
+          <w:sz w:val="20"/>
+          <w:szCs w:val="20"/>
+        </w:rPr>
+        <w:t xml:space="preserve">[ ] Readability — Can I understand it without asking?</w:t>
+      </w:r>
+    </w:p>
+    <w:p>
+      <w:pPr>
+        <w:spacing w:after="60"/>
+        <w:ind w:left="360"/>
+      </w:pPr>
+      <w:r>
+        <w:rPr>
+          <w:rFonts w:ascii="Arial" w:cs="Arial" w:eastAsia="Arial" w:hAnsi="Arial"/>
+          <w:sz w:val="20"/>
+          <w:szCs w:val="20"/>
+        </w:rPr>
+        <w:t xml:space="preserve">• </w:t>
+      </w:r>
+      <w:r>
+        <w:rPr>
+          <w:rFonts w:ascii="Arial" w:cs="Arial" w:eastAsia="Arial" w:hAnsi="Arial"/>
+          <w:sz w:val="20"/>
+          <w:szCs w:val="20"/>
+        </w:rPr>
+        <w:t xml:space="preserve">[ ] Documentation — Are functions documented?</w:t>
+      </w:r>
+    </w:p>
+    <w:p>
+      <w:pPr>
+        <w:spacing w:after="60"/>
+        <w:ind w:left="360"/>
+      </w:pPr>
+      <w:r>
+        <w:rPr>
+          <w:rFonts w:ascii="Arial" w:cs="Arial" w:eastAsia="Arial" w:hAnsi="Arial"/>
+          <w:sz w:val="20"/>
+          <w:szCs w:val="20"/>
+        </w:rPr>
+        <w:t xml:space="preserve">• </w:t>
+      </w:r>
+      <w:r>
+        <w:rPr>
+          <w:rFonts w:ascii="Arial" w:cs="Arial" w:eastAsia="Arial" w:hAnsi="Arial"/>
+          <w:sz w:val="20"/>
+          <w:szCs w:val="20"/>
+        </w:rPr>
+        <w:t xml:space="preserve">[ ] Error Handling — What happens if things go wrong?</w:t>
+      </w:r>
+    </w:p>
+    <w:p>
+      <w:pPr>
+        <w:spacing w:after="60"/>
+        <w:ind w:left="360"/>
+      </w:pPr>
+      <w:r>
+        <w:rPr>
+          <w:rFonts w:ascii="Arial" w:cs="Arial" w:eastAsia="Arial" w:hAnsi="Arial"/>
+          <w:sz w:val="20"/>
+          <w:szCs w:val="20"/>
+        </w:rPr>
+        <w:t xml:space="preserve">• </w:t>
+      </w:r>
+      <w:r>
+        <w:rPr>
+          <w:rFonts w:ascii="Arial" w:cs="Arial" w:eastAsia="Arial" w:hAnsi="Arial"/>
+          <w:sz w:val="20"/>
+          <w:szCs w:val="20"/>
+        </w:rPr>
+        <w:t xml:space="preserve">[ ] Design — Is the code organized logically?</w:t>
+      </w:r>
+    </w:p>
+    <w:p>
+      <w:pPr>
+        <w:spacing w:after="60"/>
+        <w:ind w:left="360"/>
+      </w:pPr>
+      <w:r>
+        <w:rPr>
+          <w:rFonts w:ascii="Arial" w:cs="Arial" w:eastAsia="Arial" w:hAnsi="Arial"/>
+          <w:sz w:val="20"/>
+          <w:szCs w:val="20"/>
+        </w:rPr>
+        <w:t xml:space="preserve">• </w:t>
+      </w:r>
+      <w:r>
+        <w:rPr>
+          <w:rFonts w:ascii="Arial" w:cs="Arial" w:eastAsia="Arial" w:hAnsi="Arial"/>
+          <w:sz w:val="20"/>
+          <w:szCs w:val="20"/>
+        </w:rPr>
+        <w:t xml:space="preserve">[ ] Testing — Have they tested edge cases?</w:t>
+      </w:r>
+    </w:p>
+    <w:p>
+      <w:pPr>
+        <w:spacing w:after="60"/>
+        <w:ind w:left="360"/>
+      </w:pPr>
+      <w:r>
+        <w:rPr>
+          <w:rFonts w:ascii="Arial" w:cs="Arial" w:eastAsia="Arial" w:hAnsi="Arial"/>
+          <w:sz w:val="20"/>
+          <w:szCs w:val="20"/>
+        </w:rPr>
+        <w:t xml:space="preserve">• </w:t>
+      </w:r>
+      <w:r>
+        <w:rPr>
+          <w:rFonts w:ascii="Arial" w:cs="Arial" w:eastAsia="Arial" w:hAnsi="Arial"/>
+          <w:sz w:val="20"/>
+          <w:szCs w:val="20"/>
+        </w:rPr>
+        <w:t xml:space="preserve">Listen without defending. Feedback is a gift.</w:t>
+      </w:r>
+    </w:p>
+    <w:p>
+      <w:pPr>
+        <w:spacing w:after="60"/>
+        <w:ind w:left="360"/>
+      </w:pPr>
+      <w:r>
+        <w:rPr>
+          <w:rFonts w:ascii="Arial" w:cs="Arial" w:eastAsia="Arial" w:hAnsi="Arial"/>
+          <w:sz w:val="20"/>
+          <w:szCs w:val="20"/>
+        </w:rPr>
+        <w:t xml:space="preserve">• </w:t>
+      </w:r>
+      <w:r>
+        <w:rPr>
+          <w:rFonts w:ascii="Arial" w:cs="Arial" w:eastAsia="Arial" w:hAnsi="Arial"/>
+          <w:sz w:val="20"/>
+          <w:szCs w:val="20"/>
+        </w:rPr>
+        <w:t xml:space="preserve">Ask clarifying questions. "Can you show me an example?"</w:t>
+      </w:r>
+    </w:p>
+    <w:p>
+      <w:pPr>
+        <w:spacing w:after="60"/>
+        <w:ind w:left="360"/>
+      </w:pPr>
+      <w:r>
+        <w:rPr>
+          <w:rFonts w:ascii="Arial" w:cs="Arial" w:eastAsia="Arial" w:hAnsi="Arial"/>
+          <w:sz w:val="20"/>
+          <w:szCs w:val="20"/>
+        </w:rPr>
+        <w:t xml:space="preserve">• </w:t>
+      </w:r>
+      <w:r>
+        <w:rPr>
+          <w:rFonts w:ascii="Arial" w:cs="Arial" w:eastAsia="Arial" w:hAnsi="Arial"/>
+          <w:sz w:val="20"/>
+          <w:szCs w:val="20"/>
+        </w:rPr>
+        <w:t xml:space="preserve">Say thank you. Even if you disagree, someone spent time helping.</w:t>
+      </w:r>
+    </w:p>
+    <w:p>
+      <w:pPr>
+        <w:spacing w:after="60"/>
+        <w:ind w:left="360"/>
+      </w:pPr>
+      <w:r>
+        <w:rPr>
+          <w:rFonts w:ascii="Arial" w:cs="Arial" w:eastAsia="Arial" w:hAnsi="Arial"/>
+          <w:sz w:val="20"/>
+          <w:szCs w:val="20"/>
+        </w:rPr>
+        <w:t xml:space="preserve">• </w:t>
+      </w:r>
+      <w:r>
+        <w:rPr>
+          <w:rFonts w:ascii="Arial" w:cs="Arial" w:eastAsia="Arial" w:hAnsi="Arial"/>
+          <w:sz w:val="20"/>
+          <w:szCs w:val="20"/>
+        </w:rPr>
+        <w:t xml:space="preserve">Don't change everything. Use feedback wisely; you own your code.</w:t>
+      </w:r>
+    </w:p>
+    <w:p>
+      <w:pPr>
+        <w:spacing w:after="60"/>
+        <w:ind w:left="360"/>
+      </w:pPr>
+      <w:r>
+        <w:rPr>
+          <w:rFonts w:ascii="Arial" w:cs="Arial" w:eastAsia="Arial" w:hAnsi="Arial"/>
+          <w:sz w:val="20"/>
+          <w:szCs w:val="20"/>
+        </w:rPr>
+        <w:t xml:space="preserve">• </w:t>
+      </w:r>
+      <w:r>
+        <w:rPr>
+          <w:rFonts w:ascii="Arial" w:cs="Arial" w:eastAsia="Arial" w:hAnsi="Arial"/>
+          <w:sz w:val="20"/>
+          <w:szCs w:val="20"/>
+        </w:rPr>
+        <w:t xml:space="preserve">Note it. Write down feedback; decide later what to apply.</w:t>
+      </w:r>
+    </w:p>
+    <w:p>
+      <w:pPr>
+        <w:spacing w:after="60"/>
+      </w:pPr>
+      <w:r>
+        <w:rPr>
+          <w:rFonts w:ascii="Arial" w:cs="Arial" w:eastAsia="Arial" w:hAnsi="Arial"/>
+          <w:sz w:val="20"/>
+          <w:szCs w:val="20"/>
+        </w:rPr>
+        <w:t xml:space="preserve">Developer's Code:</w:t>
+      </w:r>
+    </w:p>
+    <w:p>
+      <w:pPr>
+        <w:spacing w:after="60"/>
+      </w:pPr>
+      <w:r>
+        <w:rPr>
+          <w:rFonts w:ascii="Arial" w:cs="Arial" w:eastAsia="Arial" w:hAnsi="Arial"/>
+          <w:sz w:val="20"/>
+          <w:szCs w:val="20"/>
+        </w:rPr>
+        <w:t xml:space="preserve">Reviewer's Comments:</w:t>
+      </w:r>
+    </w:p>
+    <w:p>
+      <w:pPr>
+        <w:spacing w:after="60"/>
+      </w:pPr>
+      <w:r>
+        <w:rPr>
+          <w:rFonts w:ascii="Arial" w:cs="Arial" w:eastAsia="Arial" w:hAnsi="Arial"/>
+          <w:sz w:val="20"/>
+          <w:szCs w:val="20"/>
+        </w:rPr>
+        <w:t xml:space="preserve">1. Thank your reviewer</w:t>
+      </w:r>
+    </w:p>
+    <w:p>
+      <w:pPr>
+        <w:spacing w:after="60"/>
+      </w:pPr>
+      <w:r>
+        <w:rPr>
+          <w:rFonts w:ascii="Arial" w:cs="Arial" w:eastAsia="Arial" w:hAnsi="Arial"/>
+          <w:sz w:val="20"/>
+          <w:szCs w:val="20"/>
+        </w:rPr>
+        <w:t xml:space="preserve">2. Note feedback you want to apply</w:t>
+      </w:r>
+    </w:p>
+    <w:p>
+      <w:pPr>
+        <w:spacing w:after="60"/>
+      </w:pPr>
+      <w:r>
+        <w:rPr>
+          <w:rFonts w:ascii="Arial" w:cs="Arial" w:eastAsia="Arial" w:hAnsi="Arial"/>
+          <w:sz w:val="20"/>
+          <w:szCs w:val="20"/>
+        </w:rPr>
+        <w:t xml:space="preserve">3. Decide: will you change anything before Sprint 3?</w:t>
+      </w:r>
+    </w:p>
+    <w:p>
+      <w:pPr>
+        <w:spacing w:after="60"/>
+      </w:pPr>
+      <w:r>
+        <w:rPr>
+          <w:rFonts w:ascii="Arial" w:cs="Arial" w:eastAsia="Arial" w:hAnsi="Arial"/>
+          <w:sz w:val="20"/>
+          <w:szCs w:val="20"/>
+        </w:rPr>
+        <w:t xml:space="preserve">4. Plan improvements for Days 14–16</w:t>
+      </w:r>
+    </w:p>
+    <w:p>
+      <w:pPr>
+        <w:spacing w:after="160"/>
       </w:pPr>
     </w:p>
     <w:p>
@@ -1043,6 +2795,82 @@
     <w:p>
       <w:pPr>
         <w:spacing w:after="120"/>
+      </w:pPr>
+    </w:p>
+    <w:p>
+      <w:pPr>
+        <w:pBdr>
+          <w:bottom w:val="single" w:color="1B7A4A" w:sz="4" w:space="4"/>
+        </w:pBdr>
+        <w:spacing w:after="100" w:before="120"/>
+      </w:pPr>
+      <w:r>
+        <w:rPr>
+          <w:rFonts w:ascii="Arial" w:cs="Arial" w:eastAsia="Arial" w:hAnsi="Arial"/>
+          <w:b/>
+          <w:bCs/>
+          <w:color w:val="1B7A4A"/>
+          <w:sz w:val="24"/>
+          <w:szCs w:val="24"/>
+        </w:rPr>
+        <w:t xml:space="preserve">Guided Practice</w:t>
+      </w:r>
+    </w:p>
+    <w:p>
+      <w:pPr>
+        <w:spacing w:after="60"/>
+      </w:pPr>
+      <w:r>
+        <w:rPr>
+          <w:rFonts w:ascii="Arial" w:cs="Arial" w:eastAsia="Arial" w:hAnsi="Arial"/>
+          <w:sz w:val="20"/>
+          <w:szCs w:val="20"/>
+        </w:rPr>
+        <w:t xml:space="preserve">- [ ] Peer code review completed</w:t>
+      </w:r>
+    </w:p>
+    <w:p>
+      <w:pPr>
+        <w:spacing w:after="60"/>
+      </w:pPr>
+      <w:r>
+        <w:rPr>
+          <w:rFonts w:ascii="Arial" w:cs="Arial" w:eastAsia="Arial" w:hAnsi="Arial"/>
+          <w:sz w:val="20"/>
+          <w:szCs w:val="20"/>
+        </w:rPr>
+        <w:t xml:space="preserve">- [ ] Code Review Form filled out and received</w:t>
+      </w:r>
+    </w:p>
+    <w:p>
+      <w:pPr>
+        <w:spacing w:after="60"/>
+      </w:pPr>
+      <w:r>
+        <w:rPr>
+          <w:rFonts w:ascii="Arial" w:cs="Arial" w:eastAsia="Arial" w:hAnsi="Arial"/>
+          <w:sz w:val="20"/>
+          <w:szCs w:val="20"/>
+        </w:rPr>
+        <w:t xml:space="preserve">- [ ] Feedback discussed with peer</w:t>
+      </w:r>
+    </w:p>
+    <w:p>
+      <w:pPr>
+        <w:spacing w:after="60"/>
+      </w:pPr>
+      <w:r>
+        <w:rPr>
+          <w:rFonts w:ascii="Arial" w:cs="Arial" w:eastAsia="Arial" w:hAnsi="Arial"/>
+          <w:sz w:val="20"/>
+          <w:szCs w:val="20"/>
+        </w:rPr>
+        <w:t xml:space="preserve">- [ ] Key improvements identified for Sprint 3</w:t>
+      </w:r>
+    </w:p>
+    <w:p>
+      <w:pPr>
+        <w:spacing w:after="160"/>
       </w:pPr>
     </w:p>
     <w:p>
